--- a/Actividades/tp1 - copia.docx
+++ b/Actividades/tp1 - copia.docx
@@ -1,18 +1,17 @@
 
 <file path=word/document.xml><?xml version="1.0" encoding="utf-8"?>
-<w:document xmlns:wpc="http://schemas.microsoft.com/office/word/2010/wordprocessingCanvas" xmlns:cx="http://schemas.microsoft.com/office/drawing/2014/chartex" xmlns:cx1="http://schemas.microsoft.com/office/drawing/2015/9/8/chartex" xmlns:cx2="http://schemas.microsoft.com/office/drawing/2015/10/21/chartex" xmlns:cx3="http://schemas.microsoft.com/office/drawing/2016/5/9/chartex" xmlns:cx4="http://schemas.microsoft.com/office/drawing/2016/5/10/chartex" xmlns:cx5="http://schemas.microsoft.com/office/drawing/2016/5/11/chartex" xmlns:cx6="http://schemas.microsoft.com/office/drawing/2016/5/12/chartex" xmlns:cx7="http://schemas.microsoft.com/office/drawing/2016/5/13/chartex" xmlns:cx8="http://schemas.microsoft.com/office/drawing/2016/5/14/chartex" xmlns:mc="http://schemas.openxmlformats.org/markup-compatibility/2006" xmlns:aink="http://schemas.microsoft.com/office/drawing/2016/ink" xmlns:am3d="http://schemas.microsoft.com/office/drawing/2017/model3d" xmlns:o="urn:schemas-microsoft-com:office:office" xmlns:r="http://schemas.openxmlformats.org/officeDocument/2006/relationships" xmlns:m="http://schemas.openxmlformats.org/officeDocument/2006/math" xmlns:v="urn:schemas-microsoft-com:vml" xmlns:wp14="http://schemas.microsoft.com/office/word/2010/wordprocessingDrawing" xmlns:wp="http://schemas.openxmlformats.org/drawingml/2006/wordprocessingDrawing" xmlns:w10="urn:schemas-microsoft-com:office:word" xmlns:w="http://schemas.openxmlformats.org/wordprocessingml/2006/main" xmlns:w14="http://schemas.microsoft.com/office/word/2010/wordml" xmlns:w15="http://schemas.microsoft.com/office/word/2012/wordml" xmlns:w16cex="http://schemas.microsoft.com/office/word/2018/wordml/cex" xmlns:w16cid="http://schemas.microsoft.com/office/word/2016/wordml/cid" xmlns:w16="http://schemas.microsoft.com/office/word/2018/wordml" xmlns:w16se="http://schemas.microsoft.com/office/word/2015/wordml/symex" xmlns:wpg="http://schemas.microsoft.com/office/word/2010/wordprocessingGroup" xmlns:wpi="http://schemas.microsoft.com/office/word/2010/wordprocessingInk" xmlns:wne="http://schemas.microsoft.com/office/word/2006/wordml" xmlns:wps="http://schemas.microsoft.com/office/word/2010/wordprocessingShape" mc:Ignorable="w14 w15 w16se w16cid w16 w16cex wp14">
+<w:document xmlns:wpc="http://schemas.microsoft.com/office/word/2010/wordprocessingCanvas" xmlns:mc="http://schemas.openxmlformats.org/markup-compatibility/2006" xmlns:o="urn:schemas-microsoft-com:office:office" xmlns:r="http://schemas.openxmlformats.org/officeDocument/2006/relationships" xmlns:m="http://schemas.openxmlformats.org/officeDocument/2006/math" xmlns:v="urn:schemas-microsoft-com:vml" xmlns:wp14="http://schemas.microsoft.com/office/word/2010/wordprocessingDrawing" xmlns:wp="http://schemas.openxmlformats.org/drawingml/2006/wordprocessingDrawing" xmlns:w="http://schemas.openxmlformats.org/wordprocessingml/2006/main" xmlns:w14="http://schemas.microsoft.com/office/word/2010/wordml" xmlns:w10="urn:schemas-microsoft-com:office:word" xmlns:w15="http://schemas.microsoft.com/office/word/2012/wordml" xmlns:wpg="http://schemas.microsoft.com/office/word/2010/wordprocessingGroup" xmlns:wpi="http://schemas.microsoft.com/office/word/2010/wordprocessingInk" xmlns:wne="http://schemas.microsoft.com/office/word/2006/wordml" xmlns:wps="http://schemas.microsoft.com/office/word/2010/wordprocessingShape" xmlns:wpsCustomData="http://www.wps.cn/officeDocument/2013/wpsCustomData" mc:Ignorable="w14 w15 wp14">
   <w:body>
     <w:sdt>
       <w:sdtPr>
         <w:id w:val="1967857758"/>
         <w:docPartObj>
-          <w:docPartGallery w:val="Cover Pages"/>
-          <w:docPartUnique/>
+          <w:docPartGallery w:val="AutoText"/>
         </w:docPartObj>
       </w:sdtPr>
       <w:sdtEndPr>
         <w:rPr>
-          <w:rFonts w:ascii="Verdana" w:eastAsia="Times New Roman" w:hAnsi="Verdana" w:cs="Times New Roman"/>
+          <w:rFonts w:ascii="Verdana" w:hAnsi="Verdana" w:eastAsia="Times New Roman" w:cs="Times New Roman"/>
           <w:b/>
           <w:bCs/>
           <w:color w:val="000000"/>
@@ -22,21 +21,18 @@
       <w:sdtContent>
         <w:p>
           <w:r>
-            <w:rPr>
-              <w:noProof/>
-            </w:rPr>
             <mc:AlternateContent>
               <mc:Choice Requires="wps">
                 <w:drawing>
                   <wp:anchor distT="0" distB="0" distL="114300" distR="114300" simplePos="0" relativeHeight="251659264" behindDoc="0" locked="0" layoutInCell="1" allowOverlap="1">
                     <wp:simplePos x="0" y="0"/>
                     <wp:positionH relativeFrom="page">
-                      <wp:posOffset>-90280</wp:posOffset>
+                      <wp:posOffset>-90170</wp:posOffset>
                     </wp:positionH>
                     <wp:positionV relativeFrom="page">
-                      <wp:posOffset>372788</wp:posOffset>
+                      <wp:posOffset>372745</wp:posOffset>
                     </wp:positionV>
-                    <wp:extent cx="6932428" cy="4199860"/>
+                    <wp:extent cx="6932295" cy="4199890"/>
                     <wp:effectExtent l="0" t="0" r="0" b="10795"/>
                     <wp:wrapSquare wrapText="bothSides"/>
                     <wp:docPr id="154" name="Cuadro de texto 154"/>
@@ -83,6 +79,14 @@
                                     <w:color w:val="404040" w:themeColor="text1" w:themeTint="BF"/>
                                     <w:sz w:val="36"/>
                                     <w:szCs w:val="36"/>
+                                    <w14:textFill>
+                                      <w14:solidFill>
+                                        <w14:schemeClr w14:val="tx1">
+                                          <w14:lumMod w14:val="75000"/>
+                                          <w14:lumOff w14:val="25000"/>
+                                        </w14:schemeClr>
+                                      </w14:solidFill>
+                                    </w14:textFill>
                                   </w:rPr>
                                 </w:pPr>
                                 <w:r>
@@ -91,6 +95,11 @@
                                     <w:color w:val="4472C4" w:themeColor="accent1"/>
                                     <w:sz w:val="64"/>
                                     <w:szCs w:val="64"/>
+                                    <w14:textFill>
+                                      <w14:solidFill>
+                                        <w14:schemeClr w14:val="accent1"/>
+                                      </w14:solidFill>
+                                    </w14:textFill>
                                   </w:rPr>
                                   <w:t>Control de Versiones y Trabajo Colaborativo Profesional.</w:t>
                                 </w:r>
@@ -100,20 +109,50 @@
                                       <w:color w:val="404040" w:themeColor="text1" w:themeTint="BF"/>
                                       <w:sz w:val="36"/>
                                       <w:szCs w:val="36"/>
+                                      <w14:textFill>
+                                        <w14:solidFill>
+                                          <w14:schemeClr w14:val="tx1">
+                                            <w14:lumMod w14:val="75000"/>
+                                            <w14:lumOff w14:val="25000"/>
+                                          </w14:schemeClr>
+                                        </w14:solidFill>
+                                      </w14:textFill>
                                     </w:rPr>
                                     <w:alias w:val="Subtítulo"/>
-                                    <w:tag w:val=""/>
                                     <w:id w:val="1759551507"/>
                                     <w:showingPlcHdr/>
                                     <w:dataBinding w:prefixMappings="xmlns:ns0='http://purl.org/dc/elements/1.1/' xmlns:ns1='http://schemas.openxmlformats.org/package/2006/metadata/core-properties' " w:xpath="/ns1:coreProperties[1]/ns0:subject[1]" w:storeItemID="{6C3C8BC8-F283-45AE-878A-BAB7291924A1}"/>
                                     <w:text/>
                                   </w:sdtPr>
+                                  <w:sdtEndPr>
+                                    <w:rPr>
+                                      <w:color w:val="404040" w:themeColor="text1" w:themeTint="BF"/>
+                                      <w:sz w:val="36"/>
+                                      <w:szCs w:val="36"/>
+                                      <w14:textFill>
+                                        <w14:solidFill>
+                                          <w14:schemeClr w14:val="tx1">
+                                            <w14:lumMod w14:val="75000"/>
+                                            <w14:lumOff w14:val="25000"/>
+                                          </w14:schemeClr>
+                                        </w14:solidFill>
+                                      </w14:textFill>
+                                    </w:rPr>
+                                  </w:sdtEndPr>
                                   <w:sdtContent>
                                     <w:r>
                                       <w:rPr>
                                         <w:color w:val="404040" w:themeColor="text1" w:themeTint="BF"/>
                                         <w:sz w:val="36"/>
                                         <w:szCs w:val="36"/>
+                                        <w14:textFill>
+                                          <w14:solidFill>
+                                            <w14:schemeClr w14:val="tx1">
+                                              <w14:lumMod w14:val="75000"/>
+                                              <w14:lumOff w14:val="25000"/>
+                                            </w14:schemeClr>
+                                          </w14:solidFill>
+                                        </w14:textFill>
                                       </w:rPr>
                                       <w:t xml:space="preserve">     </w:t>
                                     </w:r>
@@ -123,31 +162,22 @@
                             </w:txbxContent>
                           </wps:txbx>
                           <wps:bodyPr rot="0" spcFirstLastPara="0" vertOverflow="overflow" horzOverflow="overflow" vert="horz" wrap="square" lIns="1600200" tIns="0" rIns="685800" bIns="0" numCol="1" spcCol="0" rtlCol="0" fromWordArt="0" anchor="b" anchorCtr="0" forceAA="0" compatLnSpc="1">
-                            <a:prstTxWarp prst="textNoShape">
-                              <a:avLst/>
-                            </a:prstTxWarp>
                             <a:noAutofit/>
                           </wps:bodyPr>
                         </wps:wsp>
                       </a:graphicData>
                     </a:graphic>
-                    <wp14:sizeRelH relativeFrom="page">
-                      <wp14:pctWidth>0</wp14:pctWidth>
-                    </wp14:sizeRelH>
-                    <wp14:sizeRelV relativeFrom="page">
-                      <wp14:pctHeight>0</wp14:pctHeight>
-                    </wp14:sizeRelV>
                   </wp:anchor>
                 </w:drawing>
               </mc:Choice>
               <mc:Fallback>
                 <w:pict>
-                  <v:shapetype id="_x0000_t202" coordsize="21600,21600" o:spt="202" path="m,l,21600r21600,l21600,xe">
-                    <v:stroke joinstyle="miter"/>
-                    <v:path gradientshapeok="t" o:connecttype="rect"/>
-                  </v:shapetype>
-                  <v:shape id="Cuadro de texto 154" o:spid="_x0000_s1026" type="#_x0000_t202" style="position:absolute;margin-left:-7.1pt;margin-top:29.35pt;width:545.85pt;height:330.7pt;z-index:251659264;visibility:visible;mso-wrap-style:square;mso-width-percent:0;mso-height-percent:0;mso-wrap-distance-left:9pt;mso-wrap-distance-top:0;mso-wrap-distance-right:9pt;mso-wrap-distance-bottom:0;mso-position-horizontal:absolute;mso-position-horizontal-relative:page;mso-position-vertical:absolute;mso-position-vertical-relative:page;mso-width-percent:0;mso-height-percent:0;mso-width-relative:page;mso-height-relative:page;v-text-anchor:bottom" o:gfxdata="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" filled="f" stroked="f" strokeweight=".5pt">
-                    <v:textbox inset="126pt,0,54pt,0">
+                  <v:shape id="_x0000_s1026" o:spid="_x0000_s1026" o:spt="202" type="#_x0000_t202" style="position:absolute;left:0pt;margin-left:-7.1pt;margin-top:29.35pt;height:330.7pt;width:545.85pt;mso-position-horizontal-relative:page;mso-position-vertical-relative:page;mso-wrap-distance-bottom:0pt;mso-wrap-distance-left:9pt;mso-wrap-distance-right:9pt;mso-wrap-distance-top:0pt;z-index:251659264;v-text-anchor:bottom;mso-width-relative:page;mso-height-relative:page;" filled="f" stroked="f" coordsize="21600,21600" o:gfxdata="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">
+                    <v:fill on="f" focussize="0,0"/>
+                    <v:stroke on="f" weight="0.5pt"/>
+                    <v:imagedata o:title=""/>
+                    <o:lock v:ext="edit" aspectratio="f"/>
+                    <v:textbox inset="44.45mm,0mm,19.05mm,0mm">
                       <w:txbxContent>
                         <w:p>
                           <w:pPr>
@@ -157,6 +187,14 @@
                               <w:color w:val="404040" w:themeColor="text1" w:themeTint="BF"/>
                               <w:sz w:val="36"/>
                               <w:szCs w:val="36"/>
+                              <w14:textFill>
+                                <w14:solidFill>
+                                  <w14:schemeClr w14:val="tx1">
+                                    <w14:lumMod w14:val="75000"/>
+                                    <w14:lumOff w14:val="25000"/>
+                                  </w14:schemeClr>
+                                </w14:solidFill>
+                              </w14:textFill>
                             </w:rPr>
                           </w:pPr>
                           <w:r>
@@ -165,6 +203,11 @@
                               <w:color w:val="4472C4" w:themeColor="accent1"/>
                               <w:sz w:val="64"/>
                               <w:szCs w:val="64"/>
+                              <w14:textFill>
+                                <w14:solidFill>
+                                  <w14:schemeClr w14:val="accent1"/>
+                                </w14:solidFill>
+                              </w14:textFill>
                             </w:rPr>
                             <w:t>Control de Versiones y Trabajo Colaborativo Profesional.</w:t>
                           </w:r>
@@ -174,20 +217,50 @@
                                 <w:color w:val="404040" w:themeColor="text1" w:themeTint="BF"/>
                                 <w:sz w:val="36"/>
                                 <w:szCs w:val="36"/>
+                                <w14:textFill>
+                                  <w14:solidFill>
+                                    <w14:schemeClr w14:val="tx1">
+                                      <w14:lumMod w14:val="75000"/>
+                                      <w14:lumOff w14:val="25000"/>
+                                    </w14:schemeClr>
+                                  </w14:solidFill>
+                                </w14:textFill>
                               </w:rPr>
                               <w:alias w:val="Subtítulo"/>
-                              <w:tag w:val=""/>
                               <w:id w:val="1759551507"/>
                               <w:showingPlcHdr/>
                               <w:dataBinding w:prefixMappings="xmlns:ns0='http://purl.org/dc/elements/1.1/' xmlns:ns1='http://schemas.openxmlformats.org/package/2006/metadata/core-properties' " w:xpath="/ns1:coreProperties[1]/ns0:subject[1]" w:storeItemID="{6C3C8BC8-F283-45AE-878A-BAB7291924A1}"/>
                               <w:text/>
                             </w:sdtPr>
+                            <w:sdtEndPr>
+                              <w:rPr>
+                                <w:color w:val="404040" w:themeColor="text1" w:themeTint="BF"/>
+                                <w:sz w:val="36"/>
+                                <w:szCs w:val="36"/>
+                                <w14:textFill>
+                                  <w14:solidFill>
+                                    <w14:schemeClr w14:val="tx1">
+                                      <w14:lumMod w14:val="75000"/>
+                                      <w14:lumOff w14:val="25000"/>
+                                    </w14:schemeClr>
+                                  </w14:solidFill>
+                                </w14:textFill>
+                              </w:rPr>
+                            </w:sdtEndPr>
                             <w:sdtContent>
                               <w:r>
                                 <w:rPr>
                                   <w:color w:val="404040" w:themeColor="text1" w:themeTint="BF"/>
                                   <w:sz w:val="36"/>
                                   <w:szCs w:val="36"/>
+                                  <w14:textFill>
+                                    <w14:solidFill>
+                                      <w14:schemeClr w14:val="tx1">
+                                        <w14:lumMod w14:val="75000"/>
+                                        <w14:lumOff w14:val="25000"/>
+                                      </w14:schemeClr>
+                                    </w14:solidFill>
+                                  </w14:textFill>
                                 </w:rPr>
                                 <w:t xml:space="preserve">     </w:t>
                               </w:r>
@@ -196,16 +269,13 @@
                         </w:p>
                       </w:txbxContent>
                     </v:textbox>
-                    <w10:wrap type="square" anchorx="page" anchory="page"/>
+                    <w10:wrap type="square"/>
                   </v:shape>
                 </w:pict>
               </mc:Fallback>
             </mc:AlternateContent>
           </w:r>
           <w:r>
-            <w:rPr>
-              <w:noProof/>
-            </w:rPr>
             <mc:AlternateContent>
               <mc:Choice Requires="wpg">
                 <w:drawing>
@@ -226,7 +296,7 @@
                         </wp:positionV>
                       </mc:Fallback>
                     </mc:AlternateContent>
-                    <wp:extent cx="7315200" cy="1215391"/>
+                    <wp:extent cx="7315200" cy="1215390"/>
                     <wp:effectExtent l="0" t="0" r="1270" b="1905"/>
                     <wp:wrapNone/>
                     <wp:docPr id="149" name="Grupo 149"/>
@@ -254,64 +324,6 @@
                               <a:custGeom>
                                 <a:avLst/>
                                 <a:gdLst>
-                                  <a:gd name="connsiteX0" fmla="*/ 0 w 7312660"/>
-                                  <a:gd name="connsiteY0" fmla="*/ 0 h 1215390"/>
-                                  <a:gd name="connsiteX1" fmla="*/ 7312660 w 7312660"/>
-                                  <a:gd name="connsiteY1" fmla="*/ 0 h 1215390"/>
-                                  <a:gd name="connsiteX2" fmla="*/ 7312660 w 7312660"/>
-                                  <a:gd name="connsiteY2" fmla="*/ 1215390 h 1215390"/>
-                                  <a:gd name="connsiteX3" fmla="*/ 0 w 7312660"/>
-                                  <a:gd name="connsiteY3" fmla="*/ 1215390 h 1215390"/>
-                                  <a:gd name="connsiteX4" fmla="*/ 0 w 7312660"/>
-                                  <a:gd name="connsiteY4" fmla="*/ 0 h 1215390"/>
-                                  <a:gd name="connsiteX0" fmla="*/ 0 w 7312660"/>
-                                  <a:gd name="connsiteY0" fmla="*/ 0 h 1215390"/>
-                                  <a:gd name="connsiteX1" fmla="*/ 7312660 w 7312660"/>
-                                  <a:gd name="connsiteY1" fmla="*/ 0 h 1215390"/>
-                                  <a:gd name="connsiteX2" fmla="*/ 7312660 w 7312660"/>
-                                  <a:gd name="connsiteY2" fmla="*/ 1215390 h 1215390"/>
-                                  <a:gd name="connsiteX3" fmla="*/ 3667125 w 7312660"/>
-                                  <a:gd name="connsiteY3" fmla="*/ 1209675 h 1215390"/>
-                                  <a:gd name="connsiteX4" fmla="*/ 0 w 7312660"/>
-                                  <a:gd name="connsiteY4" fmla="*/ 1215390 h 1215390"/>
-                                  <a:gd name="connsiteX5" fmla="*/ 0 w 7312660"/>
-                                  <a:gd name="connsiteY5" fmla="*/ 0 h 1215390"/>
-                                  <a:gd name="connsiteX0" fmla="*/ 0 w 7312660"/>
-                                  <a:gd name="connsiteY0" fmla="*/ 0 h 1215390"/>
-                                  <a:gd name="connsiteX1" fmla="*/ 7312660 w 7312660"/>
-                                  <a:gd name="connsiteY1" fmla="*/ 0 h 1215390"/>
-                                  <a:gd name="connsiteX2" fmla="*/ 7312660 w 7312660"/>
-                                  <a:gd name="connsiteY2" fmla="*/ 1215390 h 1215390"/>
-                                  <a:gd name="connsiteX3" fmla="*/ 3619500 w 7312660"/>
-                                  <a:gd name="connsiteY3" fmla="*/ 733425 h 1215390"/>
-                                  <a:gd name="connsiteX4" fmla="*/ 0 w 7312660"/>
-                                  <a:gd name="connsiteY4" fmla="*/ 1215390 h 1215390"/>
-                                  <a:gd name="connsiteX5" fmla="*/ 0 w 7312660"/>
-                                  <a:gd name="connsiteY5" fmla="*/ 0 h 1215390"/>
-                                  <a:gd name="connsiteX0" fmla="*/ 0 w 7312660"/>
-                                  <a:gd name="connsiteY0" fmla="*/ 0 h 1215390"/>
-                                  <a:gd name="connsiteX1" fmla="*/ 7312660 w 7312660"/>
-                                  <a:gd name="connsiteY1" fmla="*/ 0 h 1215390"/>
-                                  <a:gd name="connsiteX2" fmla="*/ 7312660 w 7312660"/>
-                                  <a:gd name="connsiteY2" fmla="*/ 1129665 h 1215390"/>
-                                  <a:gd name="connsiteX3" fmla="*/ 3619500 w 7312660"/>
-                                  <a:gd name="connsiteY3" fmla="*/ 733425 h 1215390"/>
-                                  <a:gd name="connsiteX4" fmla="*/ 0 w 7312660"/>
-                                  <a:gd name="connsiteY4" fmla="*/ 1215390 h 1215390"/>
-                                  <a:gd name="connsiteX5" fmla="*/ 0 w 7312660"/>
-                                  <a:gd name="connsiteY5" fmla="*/ 0 h 1215390"/>
-                                  <a:gd name="connsiteX0" fmla="*/ 9525 w 7322185"/>
-                                  <a:gd name="connsiteY0" fmla="*/ 0 h 1129665"/>
-                                  <a:gd name="connsiteX1" fmla="*/ 7322185 w 7322185"/>
-                                  <a:gd name="connsiteY1" fmla="*/ 0 h 1129665"/>
-                                  <a:gd name="connsiteX2" fmla="*/ 7322185 w 7322185"/>
-                                  <a:gd name="connsiteY2" fmla="*/ 1129665 h 1129665"/>
-                                  <a:gd name="connsiteX3" fmla="*/ 3629025 w 7322185"/>
-                                  <a:gd name="connsiteY3" fmla="*/ 733425 h 1129665"/>
-                                  <a:gd name="connsiteX4" fmla="*/ 0 w 7322185"/>
-                                  <a:gd name="connsiteY4" fmla="*/ 1091565 h 1129665"/>
-                                  <a:gd name="connsiteX5" fmla="*/ 9525 w 7322185"/>
-                                  <a:gd name="connsiteY5" fmla="*/ 0 h 1129665"/>
                                   <a:gd name="connsiteX0" fmla="*/ 0 w 7312660"/>
                                   <a:gd name="connsiteY0" fmla="*/ 0 h 1129665"/>
                                   <a:gd name="connsiteX1" fmla="*/ 7312660 w 7312660"/>
@@ -392,9 +404,6 @@
                               </a:fontRef>
                             </wps:style>
                             <wps:bodyPr rot="0" spcFirstLastPara="0" vertOverflow="overflow" horzOverflow="overflow" vert="horz" wrap="square" lIns="91440" tIns="45720" rIns="91440" bIns="45720" numCol="1" spcCol="0" rtlCol="0" fromWordArt="0" anchor="ctr" anchorCtr="0" forceAA="0" compatLnSpc="1">
-                              <a:prstTxWarp prst="textNoShape">
-                                <a:avLst/>
-                              </a:prstTxWarp>
                               <a:noAutofit/>
                             </wps:bodyPr>
                           </wps:wsp>
@@ -410,7 +419,7 @@
                                 <a:avLst/>
                               </a:prstGeom>
                               <a:blipFill>
-                                <a:blip r:embed="rId8"/>
+                                <a:blip r:embed="rId7"/>
                                 <a:stretch>
                                   <a:fillRect r="-7574"/>
                                 </a:stretch>
@@ -436,9 +445,6 @@
                               </a:fontRef>
                             </wps:style>
                             <wps:bodyPr rot="0" spcFirstLastPara="0" vertOverflow="overflow" horzOverflow="overflow" vert="horz" wrap="square" lIns="91440" tIns="45720" rIns="91440" bIns="45720" numCol="1" spcCol="0" rtlCol="0" fromWordArt="0" anchor="ctr" anchorCtr="0" forceAA="0" compatLnSpc="1">
-                              <a:prstTxWarp prst="textNoShape">
-                                <a:avLst/>
-                              </a:prstTxWarp>
                               <a:noAutofit/>
                             </wps:bodyPr>
                           </wps:wsp>
@@ -456,24 +462,27 @@
               </mc:Choice>
               <mc:Fallback>
                 <w:pict>
-                  <v:group w14:anchorId="27A457E8" id="Grupo 149" o:spid="_x0000_s1026" style="position:absolute;margin-left:0;margin-top:0;width:8in;height:95.7pt;z-index:251662336;mso-width-percent:941;mso-height-percent:121;mso-top-percent:23;mso-position-horizontal:center;mso-position-horizontal-relative:page;mso-position-vertical-relative:page;mso-width-percent:941;mso-height-percent:121;mso-top-percent:23" coordorigin="" coordsize="73152,12161" o:gfxdata="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">
-                    <v:shape id="Rectángulo 51" o:spid="_x0000_s1027" style="position:absolute;width:73152;height:11303;visibility:visible;mso-wrap-style:square;v-text-anchor:middle" coordsize="7312660,1129665" o:gfxdata="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" path="m,l7312660,r,1129665l3619500,733425,,1091565,,xe" fillcolor="#4472c4 [3204]" stroked="f" strokeweight="1pt">
-                      <v:stroke joinstyle="miter"/>
-                      <v:path arrowok="t" o:connecttype="custom" o:connectlocs="0,0;7315200,0;7315200,1130373;3620757,733885;0,1092249;0,0" o:connectangles="0,0,0,0,0,0"/>
+                  <v:group id="_x0000_s1026" o:spid="_x0000_s1026" o:spt="203" style="position:absolute;left:0pt;margin-left:17.55pt;margin-top:19.35pt;height:95.7pt;width:576pt;mso-position-horizontal-relative:page;mso-position-vertical-relative:page;z-index:251662336;mso-width-relative:page;mso-height-relative:page;mso-width-percent:941;mso-height-percent:121;" coordorigin="0,-1" coordsize="7315200,1216153" o:gfxdata="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">
+                    <o:lock v:ext="edit" aspectratio="f"/>
+                    <v:shape id="Rectángulo 51" o:spid="_x0000_s1026" o:spt="100" style="position:absolute;left:0;top:-1;height:1130373;width:7315200;v-text-anchor:middle;" fillcolor="#4472C4 [3204]" filled="t" stroked="f" coordsize="7312660,1129665" o:gfxdata="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" path="m0,0l7312660,0,7312660,1129665,3619500,733425,0,1091565,0,0xe">
+                      <v:path o:connectlocs="0,0;7315200,0;7315200,1130373;3620757,733884;0,1092249;0,0" o:connectangles="0,0,0,0,0,0"/>
+                      <v:fill on="t" focussize="0,0"/>
+                      <v:stroke on="f" weight="1pt" miterlimit="8" joinstyle="miter"/>
+                      <v:imagedata o:title=""/>
+                      <o:lock v:ext="edit" aspectratio="f"/>
                     </v:shape>
-                    <v:rect id="Rectángulo 151" o:spid="_x0000_s1028" style="position:absolute;width:73152;height:12161;visibility:visible;mso-wrap-style:square;v-text-anchor:middle" o:gfxdata="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" stroked="f" strokeweight="1pt">
-                      <v:fill r:id="rId9" o:title="" recolor="t" rotate="t" type="frame"/>
+                    <v:rect id="_x0000_s1026" o:spid="_x0000_s1026" o:spt="1" style="position:absolute;left:0;top:0;height:1216152;width:7315200;v-text-anchor:middle;" filled="t" stroked="f" coordsize="21600,21600" o:gfxdata="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">
+                      <v:fill type="frame" on="t" focussize="0,0" recolor="t" rotate="t" r:id="rId7"/>
+                      <v:stroke on="f" weight="1pt" miterlimit="8" joinstyle="miter"/>
+                      <v:imagedata o:title=""/>
+                      <o:lock v:ext="edit" aspectratio="f"/>
                     </v:rect>
-                    <w10:wrap anchorx="page" anchory="page"/>
                   </v:group>
                 </w:pict>
               </mc:Fallback>
             </mc:AlternateContent>
           </w:r>
           <w:r>
-            <w:rPr>
-              <w:noProof/>
-            </w:rPr>
             <mc:AlternateContent>
               <mc:Choice Requires="wps">
                 <w:drawing>
@@ -535,12 +544,20 @@
                             <w:txbxContent>
                               <w:p>
                                 <w:pPr>
-                                  <w:pStyle w:val="Sinespaciado"/>
+                                  <w:pStyle w:val="9"/>
                                   <w:jc w:val="right"/>
                                   <w:rPr>
                                     <w:color w:val="595959" w:themeColor="text1" w:themeTint="A6"/>
                                     <w:sz w:val="18"/>
                                     <w:szCs w:val="18"/>
+                                    <w14:textFill>
+                                      <w14:solidFill>
+                                        <w14:schemeClr w14:val="tx1">
+                                          <w14:lumMod w14:val="65000"/>
+                                          <w14:lumOff w14:val="35000"/>
+                                        </w14:schemeClr>
+                                      </w14:solidFill>
+                                    </w14:textFill>
                                   </w:rPr>
                                 </w:pPr>
                                 <w:sdt>
@@ -549,6 +566,14 @@
                                       <w:color w:val="595959" w:themeColor="text1" w:themeTint="A6"/>
                                       <w:sz w:val="18"/>
                                       <w:szCs w:val="18"/>
+                                      <w14:textFill>
+                                        <w14:solidFill>
+                                          <w14:schemeClr w14:val="tx1">
+                                            <w14:lumMod w14:val="65000"/>
+                                            <w14:lumOff w14:val="35000"/>
+                                          </w14:schemeClr>
+                                        </w14:solidFill>
+                                      </w14:textFill>
                                     </w:rPr>
                                     <w:alias w:val="CorreoElectrónico"/>
                                     <w:tag w:val="CorreoElectrónico"/>
@@ -557,12 +582,35 @@
                                     <w:dataBinding w:prefixMappings="xmlns:ns0='http://schemas.microsoft.com/office/2006/coverPageProps' " w:xpath="/ns0:CoverPageProperties[1]/ns0:CompanyEmail[1]" w:storeItemID="{55AF091B-3C7A-41E3-B477-F2FDAA23CFDA}"/>
                                     <w:text/>
                                   </w:sdtPr>
+                                  <w:sdtEndPr>
+                                    <w:rPr>
+                                      <w:color w:val="595959" w:themeColor="text1" w:themeTint="A6"/>
+                                      <w:sz w:val="18"/>
+                                      <w:szCs w:val="18"/>
+                                      <w14:textFill>
+                                        <w14:solidFill>
+                                          <w14:schemeClr w14:val="tx1">
+                                            <w14:lumMod w14:val="65000"/>
+                                            <w14:lumOff w14:val="35000"/>
+                                          </w14:schemeClr>
+                                        </w14:solidFill>
+                                      </w14:textFill>
+                                    </w:rPr>
+                                  </w:sdtEndPr>
                                   <w:sdtContent>
                                     <w:r>
                                       <w:rPr>
                                         <w:color w:val="595959" w:themeColor="text1" w:themeTint="A6"/>
                                         <w:sz w:val="18"/>
                                         <w:szCs w:val="18"/>
+                                        <w14:textFill>
+                                          <w14:solidFill>
+                                            <w14:schemeClr w14:val="tx1">
+                                              <w14:lumMod w14:val="65000"/>
+                                              <w14:lumOff w14:val="35000"/>
+                                            </w14:schemeClr>
+                                          </w14:solidFill>
+                                        </w14:textFill>
                                       </w:rPr>
                                       <w:t xml:space="preserve">     </w:t>
                                     </w:r>
@@ -572,9 +620,6 @@
                             </w:txbxContent>
                           </wps:txbx>
                           <wps:bodyPr rot="0" spcFirstLastPara="0" vertOverflow="overflow" horzOverflow="overflow" vert="horz" wrap="square" lIns="1600200" tIns="0" rIns="685800" bIns="0" numCol="1" spcCol="0" rtlCol="0" fromWordArt="0" anchor="b" anchorCtr="0" forceAA="0" compatLnSpc="1">
-                            <a:prstTxWarp prst="textNoShape">
-                              <a:avLst/>
-                            </a:prstTxWarp>
                             <a:noAutofit/>
                           </wps:bodyPr>
                         </wps:wsp>
@@ -591,17 +636,29 @@
               </mc:Choice>
               <mc:Fallback>
                 <w:pict>
-                  <v:shape id="Cuadro de texto 152" o:spid="_x0000_s1027" type="#_x0000_t202" style="position:absolute;margin-left:0;margin-top:0;width:8in;height:1in;z-index:251660288;visibility:visible;mso-wrap-style:square;mso-width-percent:941;mso-height-percent:92;mso-top-percent:818;mso-wrap-distance-left:9pt;mso-wrap-distance-top:0;mso-wrap-distance-right:9pt;mso-wrap-distance-bottom:0;mso-position-horizontal:center;mso-position-horizontal-relative:page;mso-position-vertical-relative:page;mso-width-percent:941;mso-height-percent:92;mso-top-percent:818;mso-width-relative:page;mso-height-relative:page;v-text-anchor:bottom" o:gfxdata="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" filled="f" stroked="f" strokeweight=".5pt">
-                    <v:textbox inset="126pt,0,54pt,0">
+                  <v:shape id="_x0000_s1026" o:spid="_x0000_s1026" o:spt="202" type="#_x0000_t202" style="position:absolute;left:0pt;margin-left:17.55pt;margin-top:688.65pt;height:72pt;width:576pt;mso-position-horizontal-relative:page;mso-position-vertical-relative:page;mso-wrap-distance-bottom:0pt;mso-wrap-distance-left:9pt;mso-wrap-distance-right:9pt;mso-wrap-distance-top:0pt;z-index:251660288;v-text-anchor:bottom;mso-width-relative:page;mso-height-relative:page;mso-width-percent:941;mso-height-percent:92;" filled="f" stroked="f" coordsize="21600,21600" o:gfxdata="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">
+                    <v:fill on="f" focussize="0,0"/>
+                    <v:stroke on="f" weight="0.5pt"/>
+                    <v:imagedata o:title=""/>
+                    <o:lock v:ext="edit" aspectratio="f"/>
+                    <v:textbox inset="44.45mm,0mm,19.05mm,0mm">
                       <w:txbxContent>
                         <w:p>
                           <w:pPr>
-                            <w:pStyle w:val="Sinespaciado"/>
+                            <w:pStyle w:val="9"/>
                             <w:jc w:val="right"/>
                             <w:rPr>
                               <w:color w:val="595959" w:themeColor="text1" w:themeTint="A6"/>
                               <w:sz w:val="18"/>
                               <w:szCs w:val="18"/>
+                              <w14:textFill>
+                                <w14:solidFill>
+                                  <w14:schemeClr w14:val="tx1">
+                                    <w14:lumMod w14:val="65000"/>
+                                    <w14:lumOff w14:val="35000"/>
+                                  </w14:schemeClr>
+                                </w14:solidFill>
+                              </w14:textFill>
                             </w:rPr>
                           </w:pPr>
                           <w:sdt>
@@ -610,6 +667,14 @@
                                 <w:color w:val="595959" w:themeColor="text1" w:themeTint="A6"/>
                                 <w:sz w:val="18"/>
                                 <w:szCs w:val="18"/>
+                                <w14:textFill>
+                                  <w14:solidFill>
+                                    <w14:schemeClr w14:val="tx1">
+                                      <w14:lumMod w14:val="65000"/>
+                                      <w14:lumOff w14:val="35000"/>
+                                    </w14:schemeClr>
+                                  </w14:solidFill>
+                                </w14:textFill>
                               </w:rPr>
                               <w:alias w:val="CorreoElectrónico"/>
                               <w:tag w:val="CorreoElectrónico"/>
@@ -618,12 +683,35 @@
                               <w:dataBinding w:prefixMappings="xmlns:ns0='http://schemas.microsoft.com/office/2006/coverPageProps' " w:xpath="/ns0:CoverPageProperties[1]/ns0:CompanyEmail[1]" w:storeItemID="{55AF091B-3C7A-41E3-B477-F2FDAA23CFDA}"/>
                               <w:text/>
                             </w:sdtPr>
+                            <w:sdtEndPr>
+                              <w:rPr>
+                                <w:color w:val="595959" w:themeColor="text1" w:themeTint="A6"/>
+                                <w:sz w:val="18"/>
+                                <w:szCs w:val="18"/>
+                                <w14:textFill>
+                                  <w14:solidFill>
+                                    <w14:schemeClr w14:val="tx1">
+                                      <w14:lumMod w14:val="65000"/>
+                                      <w14:lumOff w14:val="35000"/>
+                                    </w14:schemeClr>
+                                  </w14:solidFill>
+                                </w14:textFill>
+                              </w:rPr>
+                            </w:sdtEndPr>
                             <w:sdtContent>
                               <w:r>
                                 <w:rPr>
                                   <w:color w:val="595959" w:themeColor="text1" w:themeTint="A6"/>
                                   <w:sz w:val="18"/>
                                   <w:szCs w:val="18"/>
+                                  <w14:textFill>
+                                    <w14:solidFill>
+                                      <w14:schemeClr w14:val="tx1">
+                                        <w14:lumMod w14:val="65000"/>
+                                        <w14:lumOff w14:val="35000"/>
+                                      </w14:schemeClr>
+                                    </w14:solidFill>
+                                  </w14:textFill>
                                 </w:rPr>
                                 <w:t xml:space="preserve">     </w:t>
                               </w:r>
@@ -632,7 +720,7 @@
                         </w:p>
                       </w:txbxContent>
                     </v:textbox>
-                    <w10:wrap type="square" anchorx="page" anchory="page"/>
+                    <w10:wrap type="square"/>
                   </v:shape>
                 </w:pict>
               </mc:Fallback>
@@ -642,7 +730,7 @@
         <w:p>
           <w:pPr>
             <w:rPr>
-              <w:rFonts w:ascii="Verdana" w:eastAsia="Times New Roman" w:hAnsi="Verdana" w:cs="Times New Roman"/>
+              <w:rFonts w:ascii="Verdana" w:hAnsi="Verdana" w:eastAsia="Times New Roman" w:cs="Times New Roman"/>
               <w:b/>
               <w:bCs/>
               <w:color w:val="000000"/>
@@ -650,9 +738,6 @@
             </w:rPr>
           </w:pPr>
           <w:r>
-            <w:rPr>
-              <w:noProof/>
-            </w:rPr>
             <mc:AlternateContent>
               <mc:Choice Requires="wps">
                 <w:drawing>
@@ -662,7 +747,7 @@
                       <wp:posOffset>-264160</wp:posOffset>
                     </wp:positionH>
                     <wp:positionV relativeFrom="page">
-                      <wp:posOffset>9700983</wp:posOffset>
+                      <wp:posOffset>9700895</wp:posOffset>
                     </wp:positionV>
                     <wp:extent cx="7315200" cy="1009650"/>
                     <wp:effectExtent l="0" t="0" r="0" b="0"/>
@@ -705,12 +790,17 @@
                             <w:txbxContent>
                               <w:p>
                                 <w:pPr>
-                                  <w:pStyle w:val="Sinespaciado"/>
+                                  <w:pStyle w:val="9"/>
                                   <w:jc w:val="center"/>
                                   <w:rPr>
                                     <w:color w:val="4472C4" w:themeColor="accent1"/>
                                     <w:sz w:val="28"/>
                                     <w:szCs w:val="28"/>
+                                    <w14:textFill>
+                                      <w14:solidFill>
+                                        <w14:schemeClr w14:val="accent1"/>
+                                      </w14:solidFill>
+                                    </w14:textFill>
                                   </w:rPr>
                                 </w:pPr>
                                 <w:r>
@@ -719,6 +809,11 @@
                                     <w:sz w:val="28"/>
                                     <w:szCs w:val="28"/>
                                     <w:lang w:val="es-ES"/>
+                                    <w14:textFill>
+                                      <w14:solidFill>
+                                        <w14:schemeClr w14:val="accent1"/>
+                                      </w14:solidFill>
+                                    </w14:textFill>
                                   </w:rPr>
                                   <w:t>Software</w:t>
                                 </w:r>
@@ -729,22 +824,52 @@
                                     <w:color w:val="595959" w:themeColor="text1" w:themeTint="A6"/>
                                     <w:sz w:val="20"/>
                                     <w:szCs w:val="20"/>
+                                    <w14:textFill>
+                                      <w14:solidFill>
+                                        <w14:schemeClr w14:val="tx1">
+                                          <w14:lumMod w14:val="65000"/>
+                                          <w14:lumOff w14:val="35000"/>
+                                        </w14:schemeClr>
+                                      </w14:solidFill>
+                                    </w14:textFill>
                                   </w:rPr>
                                   <w:alias w:val="Descripción breve"/>
-                                  <w:tag w:val=""/>
                                   <w:id w:val="1375273687"/>
                                   <w:dataBinding w:prefixMappings="xmlns:ns0='http://schemas.microsoft.com/office/2006/coverPageProps' " w:xpath="/ns0:CoverPageProperties[1]/ns0:Abstract[1]" w:storeItemID="{55AF091B-3C7A-41E3-B477-F2FDAA23CFDA}"/>
                                   <w:text w:multiLine="1"/>
                                 </w:sdtPr>
+                                <w:sdtEndPr>
+                                  <w:rPr>
+                                    <w:color w:val="595959" w:themeColor="text1" w:themeTint="A6"/>
+                                    <w:sz w:val="20"/>
+                                    <w:szCs w:val="20"/>
+                                    <w14:textFill>
+                                      <w14:solidFill>
+                                        <w14:schemeClr w14:val="tx1">
+                                          <w14:lumMod w14:val="65000"/>
+                                          <w14:lumOff w14:val="35000"/>
+                                        </w14:schemeClr>
+                                      </w14:solidFill>
+                                    </w14:textFill>
+                                  </w:rPr>
+                                </w:sdtEndPr>
                                 <w:sdtContent>
                                   <w:p>
                                     <w:pPr>
-                                      <w:pStyle w:val="Sinespaciado"/>
+                                      <w:pStyle w:val="9"/>
                                       <w:jc w:val="center"/>
                                       <w:rPr>
                                         <w:color w:val="595959" w:themeColor="text1" w:themeTint="A6"/>
                                         <w:sz w:val="20"/>
                                         <w:szCs w:val="20"/>
+                                        <w14:textFill>
+                                          <w14:solidFill>
+                                            <w14:schemeClr w14:val="tx1">
+                                              <w14:lumMod w14:val="65000"/>
+                                              <w14:lumOff w14:val="35000"/>
+                                            </w14:schemeClr>
+                                          </w14:solidFill>
+                                        </w14:textFill>
                                       </w:rPr>
                                     </w:pPr>
                                     <w:r>
@@ -752,6 +877,14 @@
                                         <w:color w:val="595959" w:themeColor="text1" w:themeTint="A6"/>
                                         <w:sz w:val="20"/>
                                         <w:szCs w:val="20"/>
+                                        <w14:textFill>
+                                          <w14:solidFill>
+                                            <w14:schemeClr w14:val="tx1">
+                                              <w14:lumMod w14:val="65000"/>
+                                              <w14:lumOff w14:val="35000"/>
+                                            </w14:schemeClr>
+                                          </w14:solidFill>
+                                        </w14:textFill>
                                       </w:rPr>
                                       <w:t>Santiago Ramírez y Thiago Buttarelli</w:t>
                                     </w:r>
@@ -761,9 +894,6 @@
                             </w:txbxContent>
                           </wps:txbx>
                           <wps:bodyPr rot="0" spcFirstLastPara="0" vertOverflow="overflow" horzOverflow="overflow" vert="horz" wrap="square" lIns="1600200" tIns="0" rIns="685800" bIns="0" numCol="1" spcCol="0" rtlCol="0" fromWordArt="0" anchor="t" anchorCtr="0" forceAA="0" compatLnSpc="1">
-                            <a:prstTxWarp prst="textNoShape">
-                              <a:avLst/>
-                            </a:prstTxWarp>
                             <a:spAutoFit/>
                           </wps:bodyPr>
                         </wps:wsp>
@@ -780,17 +910,26 @@
               </mc:Choice>
               <mc:Fallback>
                 <w:pict>
-                  <v:shape id="Cuadro de texto 153" o:spid="_x0000_s1028" type="#_x0000_t202" style="position:absolute;margin-left:-20.8pt;margin-top:763.85pt;width:8in;height:79.5pt;z-index:251661312;visibility:visible;mso-wrap-style:square;mso-width-percent:941;mso-height-percent:100;mso-wrap-distance-left:9pt;mso-wrap-distance-top:0;mso-wrap-distance-right:9pt;mso-wrap-distance-bottom:0;mso-position-horizontal:absolute;mso-position-horizontal-relative:page;mso-position-vertical:absolute;mso-position-vertical-relative:page;mso-width-percent:941;mso-height-percent:100;mso-width-relative:page;mso-height-relative:page;v-text-anchor:top" o:gfxdata="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" filled="f" stroked="f" strokeweight=".5pt">
-                    <v:textbox style="mso-fit-shape-to-text:t" inset="126pt,0,54pt,0">
+                  <v:shape id="_x0000_s1026" o:spid="_x0000_s1026" o:spt="202" type="#_x0000_t202" style="position:absolute;left:0pt;margin-left:-20.8pt;margin-top:763.85pt;height:79.5pt;width:576pt;mso-position-horizontal-relative:page;mso-position-vertical-relative:page;mso-wrap-distance-bottom:0pt;mso-wrap-distance-left:9pt;mso-wrap-distance-right:9pt;mso-wrap-distance-top:0pt;z-index:251661312;mso-width-relative:page;mso-height-relative:page;mso-width-percent:941;mso-height-percent:100;" filled="f" stroked="f" coordsize="21600,21600" o:gfxdata="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">
+                    <v:fill on="f" focussize="0,0"/>
+                    <v:stroke on="f" weight="0.5pt"/>
+                    <v:imagedata o:title=""/>
+                    <o:lock v:ext="edit" aspectratio="f"/>
+                    <v:textbox inset="44.45mm,0mm,19.05mm,0mm" style="mso-fit-shape-to-text:t;">
                       <w:txbxContent>
                         <w:p>
                           <w:pPr>
-                            <w:pStyle w:val="Sinespaciado"/>
+                            <w:pStyle w:val="9"/>
                             <w:jc w:val="center"/>
                             <w:rPr>
                               <w:color w:val="4472C4" w:themeColor="accent1"/>
                               <w:sz w:val="28"/>
                               <w:szCs w:val="28"/>
+                              <w14:textFill>
+                                <w14:solidFill>
+                                  <w14:schemeClr w14:val="accent1"/>
+                                </w14:solidFill>
+                              </w14:textFill>
                             </w:rPr>
                           </w:pPr>
                           <w:r>
@@ -799,6 +938,11 @@
                               <w:sz w:val="28"/>
                               <w:szCs w:val="28"/>
                               <w:lang w:val="es-ES"/>
+                              <w14:textFill>
+                                <w14:solidFill>
+                                  <w14:schemeClr w14:val="accent1"/>
+                                </w14:solidFill>
+                              </w14:textFill>
                             </w:rPr>
                             <w:t>Software</w:t>
                           </w:r>
@@ -809,22 +953,52 @@
                               <w:color w:val="595959" w:themeColor="text1" w:themeTint="A6"/>
                               <w:sz w:val="20"/>
                               <w:szCs w:val="20"/>
+                              <w14:textFill>
+                                <w14:solidFill>
+                                  <w14:schemeClr w14:val="tx1">
+                                    <w14:lumMod w14:val="65000"/>
+                                    <w14:lumOff w14:val="35000"/>
+                                  </w14:schemeClr>
+                                </w14:solidFill>
+                              </w14:textFill>
                             </w:rPr>
                             <w:alias w:val="Descripción breve"/>
-                            <w:tag w:val=""/>
                             <w:id w:val="1375273687"/>
                             <w:dataBinding w:prefixMappings="xmlns:ns0='http://schemas.microsoft.com/office/2006/coverPageProps' " w:xpath="/ns0:CoverPageProperties[1]/ns0:Abstract[1]" w:storeItemID="{55AF091B-3C7A-41E3-B477-F2FDAA23CFDA}"/>
                             <w:text w:multiLine="1"/>
                           </w:sdtPr>
+                          <w:sdtEndPr>
+                            <w:rPr>
+                              <w:color w:val="595959" w:themeColor="text1" w:themeTint="A6"/>
+                              <w:sz w:val="20"/>
+                              <w:szCs w:val="20"/>
+                              <w14:textFill>
+                                <w14:solidFill>
+                                  <w14:schemeClr w14:val="tx1">
+                                    <w14:lumMod w14:val="65000"/>
+                                    <w14:lumOff w14:val="35000"/>
+                                  </w14:schemeClr>
+                                </w14:solidFill>
+                              </w14:textFill>
+                            </w:rPr>
+                          </w:sdtEndPr>
                           <w:sdtContent>
                             <w:p>
                               <w:pPr>
-                                <w:pStyle w:val="Sinespaciado"/>
+                                <w:pStyle w:val="9"/>
                                 <w:jc w:val="center"/>
                                 <w:rPr>
                                   <w:color w:val="595959" w:themeColor="text1" w:themeTint="A6"/>
                                   <w:sz w:val="20"/>
                                   <w:szCs w:val="20"/>
+                                  <w14:textFill>
+                                    <w14:solidFill>
+                                      <w14:schemeClr w14:val="tx1">
+                                        <w14:lumMod w14:val="65000"/>
+                                        <w14:lumOff w14:val="35000"/>
+                                      </w14:schemeClr>
+                                    </w14:solidFill>
+                                  </w14:textFill>
                                 </w:rPr>
                               </w:pPr>
                               <w:r>
@@ -832,6 +1006,14 @@
                                   <w:color w:val="595959" w:themeColor="text1" w:themeTint="A6"/>
                                   <w:sz w:val="20"/>
                                   <w:szCs w:val="20"/>
+                                  <w14:textFill>
+                                    <w14:solidFill>
+                                      <w14:schemeClr w14:val="tx1">
+                                        <w14:lumMod w14:val="65000"/>
+                                        <w14:lumOff w14:val="35000"/>
+                                      </w14:schemeClr>
+                                    </w14:solidFill>
+                                  </w14:textFill>
                                 </w:rPr>
                                 <w:t>Santiago Ramírez y Thiago Buttarelli</w:t>
                               </w:r>
@@ -840,7 +1022,7 @@
                         </w:sdt>
                       </w:txbxContent>
                     </v:textbox>
-                    <w10:wrap type="square" anchorx="page" anchory="page"/>
+                    <w10:wrap type="square"/>
                   </v:shape>
                 </w:pict>
               </mc:Fallback>
@@ -848,7 +1030,7 @@
           </w:r>
           <w:r>
             <w:rPr>
-              <w:rFonts w:ascii="Verdana" w:eastAsia="Times New Roman" w:hAnsi="Verdana" w:cs="Times New Roman"/>
+              <w:rFonts w:ascii="Verdana" w:hAnsi="Verdana" w:eastAsia="Times New Roman" w:cs="Times New Roman"/>
               <w:b/>
               <w:bCs/>
               <w:color w:val="000000"/>
@@ -861,7 +1043,7 @@
     </w:sdt>
     <w:p>
       <w:pPr>
-        <w:pStyle w:val="Prrafodelista"/>
+        <w:pStyle w:val="11"/>
         <w:numPr>
           <w:ilvl w:val="0"/>
           <w:numId w:val="1"/>
@@ -869,7 +1051,7 @@
         <w:spacing w:before="131" w:after="0" w:line="240" w:lineRule="auto"/>
         <w:jc w:val="both"/>
         <w:rPr>
-          <w:rFonts w:ascii="Verdana" w:eastAsia="Times New Roman" w:hAnsi="Verdana" w:cs="Times New Roman"/>
+          <w:rFonts w:ascii="Verdana" w:hAnsi="Verdana" w:eastAsia="Times New Roman" w:cs="Times New Roman"/>
           <w:b/>
           <w:bCs/>
           <w:color w:val="000000"/>
@@ -878,34 +1060,13 @@
       </w:pPr>
       <w:r>
         <w:rPr>
-          <w:rFonts w:ascii="Verdana" w:eastAsia="Times New Roman" w:hAnsi="Verdana" w:cs="Times New Roman"/>
+          <w:rFonts w:ascii="Verdana" w:hAnsi="Verdana" w:eastAsia="Times New Roman" w:cs="Times New Roman"/>
           <w:b/>
           <w:bCs/>
           <w:color w:val="000000"/>
           <w:lang w:eastAsia="es-AR"/>
         </w:rPr>
-        <w:lastRenderedPageBreak/>
-        <w:t xml:space="preserve">Investigación: </w:t>
-      </w:r>
-      <w:r>
-        <w:rPr>
-          <w:rFonts w:ascii="Verdana" w:eastAsia="Times New Roman" w:hAnsi="Verdana" w:cs="Times New Roman"/>
-          <w:b/>
-          <w:bCs/>
-          <w:color w:val="000000"/>
-          <w:lang w:eastAsia="es-AR"/>
-        </w:rPr>
-        <w:t>El Ecosistema</w:t>
-      </w:r>
-      <w:r>
-        <w:rPr>
-          <w:rFonts w:ascii="Verdana" w:eastAsia="Times New Roman" w:hAnsi="Verdana" w:cs="Times New Roman"/>
-          <w:b/>
-          <w:bCs/>
-          <w:color w:val="000000"/>
-          <w:lang w:eastAsia="es-AR"/>
-        </w:rPr>
-        <w:t xml:space="preserve"> Git</w:t>
+        <w:t>Investigación: El Ecosistema Git</w:t>
       </w:r>
     </w:p>
     <w:p>
@@ -914,7 +1075,7 @@
         <w:ind w:left="360"/>
         <w:jc w:val="both"/>
         <w:rPr>
-          <w:rFonts w:ascii="Verdana" w:eastAsia="Times New Roman" w:hAnsi="Verdana" w:cs="Times New Roman"/>
+          <w:rFonts w:ascii="Verdana" w:hAnsi="Verdana" w:eastAsia="Times New Roman" w:cs="Times New Roman"/>
           <w:b/>
           <w:bCs/>
           <w:color w:val="000000"/>
@@ -932,14 +1093,14 @@
         <w:jc w:val="both"/>
         <w:textAlignment w:val="baseline"/>
         <w:rPr>
-          <w:rFonts w:ascii="Verdana" w:eastAsia="Times New Roman" w:hAnsi="Verdana" w:cs="Times New Roman"/>
+          <w:rFonts w:ascii="Verdana" w:hAnsi="Verdana" w:eastAsia="Times New Roman" w:cs="Times New Roman"/>
           <w:color w:val="000000"/>
           <w:lang w:eastAsia="es-AR"/>
         </w:rPr>
       </w:pPr>
       <w:r>
         <w:rPr>
-          <w:rFonts w:ascii="Verdana" w:eastAsia="Times New Roman" w:hAnsi="Verdana" w:cs="Times New Roman"/>
+          <w:rFonts w:ascii="Verdana" w:hAnsi="Verdana" w:eastAsia="Times New Roman" w:cs="Times New Roman"/>
           <w:color w:val="000000"/>
           <w:lang w:eastAsia="es-AR"/>
         </w:rPr>
@@ -956,54 +1117,18 @@
         <w:jc w:val="both"/>
         <w:textAlignment w:val="baseline"/>
         <w:rPr>
-          <w:rFonts w:ascii="Verdana" w:eastAsia="Times New Roman" w:hAnsi="Verdana" w:cs="Times New Roman"/>
+          <w:rFonts w:ascii="Verdana" w:hAnsi="Verdana" w:eastAsia="Times New Roman" w:cs="Times New Roman"/>
           <w:color w:val="000000"/>
           <w:lang w:eastAsia="es-AR"/>
         </w:rPr>
       </w:pPr>
       <w:r>
         <w:rPr>
-          <w:rFonts w:ascii="Verdana" w:eastAsia="Times New Roman" w:hAnsi="Verdana" w:cs="Times New Roman"/>
+          <w:rFonts w:ascii="Verdana" w:hAnsi="Verdana" w:eastAsia="Times New Roman" w:cs="Times New Roman"/>
           <w:color w:val="000000"/>
           <w:lang w:eastAsia="es-AR"/>
         </w:rPr>
-        <w:t xml:space="preserve">Git es el sistema de control de versiones que te ayuda a seguir y gestionar los cambios en </w:t>
-      </w:r>
-      <w:proofErr w:type="gramStart"/>
-      <w:r>
-        <w:rPr>
-          <w:rFonts w:ascii="Verdana" w:eastAsia="Times New Roman" w:hAnsi="Verdana" w:cs="Times New Roman"/>
-          <w:color w:val="000000"/>
-          <w:lang w:eastAsia="es-AR"/>
-        </w:rPr>
-        <w:t>el  código</w:t>
-      </w:r>
-      <w:proofErr w:type="gramEnd"/>
-      <w:r>
-        <w:rPr>
-          <w:rFonts w:ascii="Verdana" w:eastAsia="Times New Roman" w:hAnsi="Verdana" w:cs="Times New Roman"/>
-          <w:color w:val="000000"/>
-          <w:lang w:eastAsia="es-AR"/>
-        </w:rPr>
-        <w:t xml:space="preserve"> y </w:t>
-      </w:r>
-      <w:proofErr w:type="spellStart"/>
-      <w:r>
-        <w:rPr>
-          <w:rFonts w:ascii="Verdana" w:eastAsia="Times New Roman" w:hAnsi="Verdana" w:cs="Times New Roman"/>
-          <w:color w:val="000000"/>
-          <w:lang w:eastAsia="es-AR"/>
-        </w:rPr>
-        <w:t>Github</w:t>
-      </w:r>
-      <w:proofErr w:type="spellEnd"/>
-      <w:r>
-        <w:rPr>
-          <w:rFonts w:ascii="Verdana" w:eastAsia="Times New Roman" w:hAnsi="Verdana" w:cs="Times New Roman"/>
-          <w:color w:val="000000"/>
-          <w:lang w:eastAsia="es-AR"/>
-        </w:rPr>
-        <w:t xml:space="preserve"> es la plataforma que facilita la colaboración, el alojamiento y la gestión de proyectos.</w:t>
+        <w:t>Git es el sistema de control de versiones que te ayuda a seguir y gestionar los cambios en el  código y Github es la plataforma que facilita la colaboración, el alojamiento y la gestión de proyectos.</w:t>
       </w:r>
     </w:p>
     <w:p>
@@ -1016,46 +1141,18 @@
         <w:jc w:val="both"/>
         <w:textAlignment w:val="baseline"/>
         <w:rPr>
-          <w:rFonts w:ascii="Verdana" w:eastAsia="Times New Roman" w:hAnsi="Verdana" w:cs="Times New Roman"/>
+          <w:rFonts w:ascii="Verdana" w:hAnsi="Verdana" w:eastAsia="Times New Roman" w:cs="Times New Roman"/>
           <w:color w:val="000000"/>
           <w:lang w:eastAsia="es-AR"/>
         </w:rPr>
       </w:pPr>
       <w:r>
         <w:rPr>
-          <w:rFonts w:ascii="Verdana" w:eastAsia="Times New Roman" w:hAnsi="Verdana" w:cs="Times New Roman"/>
+          <w:rFonts w:ascii="Verdana" w:hAnsi="Verdana" w:eastAsia="Times New Roman" w:cs="Times New Roman"/>
           <w:color w:val="000000"/>
           <w:lang w:eastAsia="es-AR"/>
         </w:rPr>
-        <w:t xml:space="preserve">Un </w:t>
-      </w:r>
-      <w:proofErr w:type="spellStart"/>
-      <w:r>
-        <w:rPr>
-          <w:rFonts w:ascii="Verdana" w:eastAsia="Times New Roman" w:hAnsi="Verdana" w:cs="Times New Roman"/>
-          <w:color w:val="000000"/>
-          <w:lang w:eastAsia="es-AR"/>
-        </w:rPr>
-        <w:t>commit</w:t>
-      </w:r>
-      <w:proofErr w:type="spellEnd"/>
-      <w:r>
-        <w:rPr>
-          <w:rFonts w:ascii="Verdana" w:eastAsia="Times New Roman" w:hAnsi="Verdana" w:cs="Times New Roman"/>
-          <w:color w:val="000000"/>
-          <w:lang w:eastAsia="es-AR"/>
-        </w:rPr>
-        <w:t xml:space="preserve"> en Git es como un punto de</w:t>
-      </w:r>
-      <w:bookmarkStart w:id="0" w:name="_GoBack"/>
-      <w:bookmarkEnd w:id="0"/>
-      <w:r>
-        <w:rPr>
-          <w:rFonts w:ascii="Verdana" w:eastAsia="Times New Roman" w:hAnsi="Verdana" w:cs="Times New Roman"/>
-          <w:color w:val="000000"/>
-          <w:lang w:eastAsia="es-AR"/>
-        </w:rPr>
-        <w:t xml:space="preserve"> guardado en un videojuego. Básicamente, le dices a Git que quieres guardar el estado actual de tus archivos para poder volver a determinado punto si lo necesitas.</w:t>
+        <w:t>Un commit en Git es como un punto de guardado en un videojuego. Básicamente, le dices a Git que quieres guardar el estado actual de tus archivos para poder volver a determinado punto si lo necesitas.</w:t>
       </w:r>
     </w:p>
     <w:p>
@@ -1068,46 +1165,18 @@
         <w:jc w:val="both"/>
         <w:textAlignment w:val="baseline"/>
         <w:rPr>
-          <w:rFonts w:ascii="Verdana" w:eastAsia="Times New Roman" w:hAnsi="Verdana" w:cs="Times New Roman"/>
+          <w:rFonts w:ascii="Verdana" w:hAnsi="Verdana" w:eastAsia="Times New Roman" w:cs="Times New Roman"/>
           <w:color w:val="000000"/>
           <w:lang w:eastAsia="es-AR"/>
         </w:rPr>
       </w:pPr>
-      <w:proofErr w:type="spellStart"/>
       <w:r>
         <w:rPr>
-          <w:rFonts w:ascii="Verdana" w:eastAsia="Times New Roman" w:hAnsi="Verdana" w:cs="Times New Roman"/>
+          <w:rFonts w:ascii="Verdana" w:hAnsi="Verdana" w:eastAsia="Times New Roman" w:cs="Times New Roman"/>
           <w:color w:val="000000"/>
           <w:lang w:eastAsia="es-AR"/>
         </w:rPr>
-        <w:t>Merge</w:t>
-      </w:r>
-      <w:proofErr w:type="spellEnd"/>
-      <w:r>
-        <w:rPr>
-          <w:rFonts w:ascii="Verdana" w:eastAsia="Times New Roman" w:hAnsi="Verdana" w:cs="Times New Roman"/>
-          <w:color w:val="000000"/>
-          <w:lang w:eastAsia="es-AR"/>
-        </w:rPr>
-        <w:t xml:space="preserve"> </w:t>
-      </w:r>
-      <w:proofErr w:type="spellStart"/>
-      <w:r>
-        <w:rPr>
-          <w:rFonts w:ascii="Verdana" w:eastAsia="Times New Roman" w:hAnsi="Verdana" w:cs="Times New Roman"/>
-          <w:color w:val="000000"/>
-          <w:lang w:eastAsia="es-AR"/>
-        </w:rPr>
-        <w:t>Conflict</w:t>
-      </w:r>
-      <w:proofErr w:type="spellEnd"/>
-      <w:r>
-        <w:rPr>
-          <w:rFonts w:ascii="Verdana" w:eastAsia="Times New Roman" w:hAnsi="Verdana" w:cs="Times New Roman"/>
-          <w:color w:val="000000"/>
-          <w:lang w:eastAsia="es-AR"/>
-        </w:rPr>
-        <w:t xml:space="preserve"> ocurre cuando una persona edita un archivo y la otra lo elimina y Git no puede combinarlos automáticamente.</w:t>
+        <w:t>Merge Conflict ocurre cuando una persona edita un archivo y la otra lo elimina y Git no puede combinarlos automáticamente.</w:t>
       </w:r>
     </w:p>
     <w:p>
@@ -1116,7 +1185,7 @@
         <w:ind w:left="29"/>
         <w:jc w:val="both"/>
         <w:rPr>
-          <w:rFonts w:ascii="Times New Roman" w:eastAsia="Times New Roman" w:hAnsi="Times New Roman" w:cs="Times New Roman"/>
+          <w:rFonts w:ascii="Times New Roman" w:hAnsi="Times New Roman" w:eastAsia="Times New Roman" w:cs="Times New Roman"/>
           <w:sz w:val="24"/>
           <w:szCs w:val="24"/>
           <w:lang w:eastAsia="es-AR"/>
@@ -1124,7 +1193,7 @@
       </w:pPr>
       <w:r>
         <w:rPr>
-          <w:rFonts w:ascii="Verdana" w:eastAsia="Times New Roman" w:hAnsi="Verdana" w:cs="Times New Roman"/>
+          <w:rFonts w:ascii="Verdana" w:hAnsi="Verdana" w:eastAsia="Times New Roman" w:cs="Times New Roman"/>
           <w:b/>
           <w:bCs/>
           <w:color w:val="000000"/>
@@ -1139,7 +1208,7 @@
         <w:ind w:left="29"/>
         <w:jc w:val="both"/>
         <w:rPr>
-          <w:rFonts w:ascii="Times New Roman" w:eastAsia="Times New Roman" w:hAnsi="Times New Roman" w:cs="Times New Roman"/>
+          <w:rFonts w:hint="default" w:ascii="Jokerman" w:hAnsi="Jokerman" w:eastAsia="Times New Roman" w:cs="Jokerman"/>
           <w:sz w:val="24"/>
           <w:szCs w:val="24"/>
           <w:lang w:eastAsia="es-AR"/>
@@ -1156,54 +1225,18 @@
         <w:jc w:val="both"/>
         <w:textAlignment w:val="baseline"/>
         <w:rPr>
-          <w:rFonts w:ascii="Times New Roman" w:eastAsia="Times New Roman" w:hAnsi="Times New Roman" w:cs="Times New Roman"/>
+          <w:rFonts w:hint="default" w:ascii="Jokerman" w:hAnsi="Jokerman" w:eastAsia="Times New Roman" w:cs="Jokerman"/>
           <w:color w:val="000000"/>
           <w:lang w:eastAsia="es-AR"/>
         </w:rPr>
       </w:pPr>
       <w:r>
         <w:rPr>
-          <w:rFonts w:ascii="Times New Roman" w:eastAsia="Times New Roman" w:hAnsi="Times New Roman" w:cs="Times New Roman"/>
+          <w:rFonts w:hint="default" w:ascii="Jokerman" w:hAnsi="Jokerman" w:eastAsia="Times New Roman" w:cs="Jokerman"/>
           <w:color w:val="000000"/>
           <w:lang w:eastAsia="es-AR"/>
         </w:rPr>
-        <w:t>La carpeta .</w:t>
-      </w:r>
-      <w:proofErr w:type="spellStart"/>
-      <w:r>
-        <w:rPr>
-          <w:rFonts w:ascii="Times New Roman" w:eastAsia="Times New Roman" w:hAnsi="Times New Roman" w:cs="Times New Roman"/>
-          <w:color w:val="000000"/>
-          <w:lang w:eastAsia="es-AR"/>
-        </w:rPr>
-        <w:t>git</w:t>
-      </w:r>
-      <w:proofErr w:type="spellEnd"/>
-      <w:r>
-        <w:rPr>
-          <w:rFonts w:ascii="Times New Roman" w:eastAsia="Times New Roman" w:hAnsi="Times New Roman" w:cs="Times New Roman"/>
-          <w:color w:val="000000"/>
-          <w:lang w:eastAsia="es-AR"/>
-        </w:rPr>
-        <w:t xml:space="preserve"> almacena todo el historial de </w:t>
-      </w:r>
-      <w:proofErr w:type="spellStart"/>
-      <w:r>
-        <w:rPr>
-          <w:rFonts w:ascii="Times New Roman" w:eastAsia="Times New Roman" w:hAnsi="Times New Roman" w:cs="Times New Roman"/>
-          <w:color w:val="000000"/>
-          <w:lang w:eastAsia="es-AR"/>
-        </w:rPr>
-        <w:t>commits</w:t>
-      </w:r>
-      <w:proofErr w:type="spellEnd"/>
-      <w:r>
-        <w:rPr>
-          <w:rFonts w:ascii="Times New Roman" w:eastAsia="Times New Roman" w:hAnsi="Times New Roman" w:cs="Times New Roman"/>
-          <w:color w:val="000000"/>
-          <w:lang w:eastAsia="es-AR"/>
-        </w:rPr>
-        <w:t>, ramas, etiquetas y configuraciones del proyecto, borrarla elimina el control de versiones, pasando el proyecto en una carpeta común perdiendo todo el registro de cambios.</w:t>
+        <w:t>La carpeta .git almacena todo el historial de commits, ramas, etiquetas y configuraciones del proyecto, borrarla elimina el control de versiones, pasando el proyecto en una carpeta común perdiendo todo el registro de cambios.</w:t>
       </w:r>
     </w:p>
     <w:p>
@@ -1216,14 +1249,14 @@
         <w:jc w:val="both"/>
         <w:textAlignment w:val="baseline"/>
         <w:rPr>
-          <w:rFonts w:ascii="Times New Roman" w:eastAsia="Times New Roman" w:hAnsi="Times New Roman" w:cs="Times New Roman"/>
+          <w:rFonts w:hint="default" w:ascii="Jokerman" w:hAnsi="Jokerman" w:eastAsia="Times New Roman" w:cs="Jokerman"/>
           <w:color w:val="000000"/>
           <w:lang w:eastAsia="es-AR"/>
         </w:rPr>
       </w:pPr>
       <w:r>
         <w:rPr>
-          <w:rFonts w:ascii="Times New Roman" w:eastAsia="Times New Roman" w:hAnsi="Times New Roman" w:cs="Times New Roman"/>
+          <w:rFonts w:hint="default" w:ascii="Jokerman" w:hAnsi="Jokerman" w:eastAsia="Times New Roman" w:cs="Jokerman"/>
           <w:color w:val="000000"/>
           <w:lang w:eastAsia="es-AR"/>
         </w:rPr>
@@ -1240,78 +1273,53 @@
         <w:jc w:val="both"/>
         <w:textAlignment w:val="baseline"/>
         <w:rPr>
-          <w:rFonts w:ascii="Times New Roman" w:eastAsia="Times New Roman" w:hAnsi="Times New Roman" w:cs="Times New Roman"/>
+          <w:rFonts w:hint="default" w:ascii="Jokerman" w:hAnsi="Jokerman" w:eastAsia="Times New Roman" w:cs="Jokerman"/>
           <w:color w:val="000000"/>
           <w:lang w:eastAsia="es-AR"/>
         </w:rPr>
       </w:pPr>
       <w:r>
         <w:rPr>
-          <w:rFonts w:ascii="Times New Roman" w:eastAsia="Times New Roman" w:hAnsi="Times New Roman" w:cs="Times New Roman"/>
+          <w:rFonts w:hint="default" w:ascii="Jokerman" w:hAnsi="Jokerman" w:eastAsia="Times New Roman" w:cs="Jokerman"/>
           <w:color w:val="000000"/>
           <w:lang w:eastAsia="es-AR"/>
         </w:rPr>
-        <w:t xml:space="preserve">El archivo README </w:t>
-      </w:r>
-      <w:proofErr w:type="spellStart"/>
-      <w:proofErr w:type="gramStart"/>
-      <w:r>
-        <w:rPr>
-          <w:rFonts w:ascii="Times New Roman" w:eastAsia="Times New Roman" w:hAnsi="Times New Roman" w:cs="Times New Roman"/>
-          <w:color w:val="000000"/>
-          <w:lang w:eastAsia="es-AR"/>
-        </w:rPr>
-        <w:t>md</w:t>
-      </w:r>
-      <w:proofErr w:type="spellEnd"/>
-      <w:r>
-        <w:rPr>
-          <w:rFonts w:ascii="Times New Roman" w:eastAsia="Times New Roman" w:hAnsi="Times New Roman" w:cs="Times New Roman"/>
-          <w:color w:val="000000"/>
-          <w:lang w:eastAsia="es-AR"/>
-        </w:rPr>
-        <w:t>  en</w:t>
-      </w:r>
-      <w:proofErr w:type="gramEnd"/>
-      <w:r>
-        <w:rPr>
-          <w:rFonts w:ascii="Times New Roman" w:eastAsia="Times New Roman" w:hAnsi="Times New Roman" w:cs="Times New Roman"/>
-          <w:color w:val="000000"/>
-          <w:lang w:eastAsia="es-AR"/>
-        </w:rPr>
-        <w:t xml:space="preserve"> la portada de un repositorio sirve como la presentación y documentación principal del proyecto. es lo primero que ven otras personas cuando abre el repositorio</w:t>
+        <w:t>El archivo README md  en la portada de un repositorio sirve como la presentación y documentación principal del proyecto. es lo primero que ven otras personas cuando abre el repositorio</w:t>
       </w:r>
     </w:p>
-    <w:p/>
+    <w:p>
+      <w:bookmarkStart w:id="0" w:name="_GoBack"/>
+      <w:bookmarkEnd w:id="0"/>
+    </w:p>
     <w:sectPr>
-      <w:headerReference w:type="default" r:id="rId10"/>
+      <w:headerReference r:id="rId5" w:type="default"/>
       <w:pgSz w:w="11906" w:h="16838"/>
       <w:pgMar w:top="1417" w:right="1701" w:bottom="1417" w:left="1701" w:header="708" w:footer="708" w:gutter="0"/>
       <w:pgNumType w:start="0"/>
-      <w:cols w:space="708"/>
+      <w:cols w:space="708" w:num="1"/>
       <w:titlePg/>
-      <w:docGrid w:linePitch="360"/>
+      <w:docGrid w:linePitch="360" w:charSpace="0"/>
     </w:sectPr>
   </w:body>
 </w:document>
 </file>
 
 <file path=word/endnotes.xml><?xml version="1.0" encoding="utf-8"?>
-<w:endnotes xmlns:wpc="http://schemas.microsoft.com/office/word/2010/wordprocessingCanvas" xmlns:cx="http://schemas.microsoft.com/office/drawing/2014/chartex" xmlns:cx1="http://schemas.microsoft.com/office/drawing/2015/9/8/chartex" xmlns:cx2="http://schemas.microsoft.com/office/drawing/2015/10/21/chartex" xmlns:cx3="http://schemas.microsoft.com/office/drawing/2016/5/9/chartex" xmlns:cx4="http://schemas.microsoft.com/office/drawing/2016/5/10/chartex" xmlns:cx5="http://schemas.microsoft.com/office/drawing/2016/5/11/chartex" xmlns:cx6="http://schemas.microsoft.com/office/drawing/2016/5/12/chartex" xmlns:cx7="http://schemas.microsoft.com/office/drawing/2016/5/13/chartex" xmlns:cx8="http://schemas.microsoft.com/office/drawing/2016/5/14/chartex" xmlns:mc="http://schemas.openxmlformats.org/markup-compatibility/2006" xmlns:aink="http://schemas.microsoft.com/office/drawing/2016/ink" xmlns:am3d="http://schemas.microsoft.com/office/drawing/2017/model3d" xmlns:o="urn:schemas-microsoft-com:office:office" xmlns:r="http://schemas.openxmlformats.org/officeDocument/2006/relationships" xmlns:m="http://schemas.openxmlformats.org/officeDocument/2006/math" xmlns:v="urn:schemas-microsoft-com:vml" xmlns:wp14="http://schemas.microsoft.com/office/word/2010/wordprocessingDrawing" xmlns:wp="http://schemas.openxmlformats.org/drawingml/2006/wordprocessingDrawing" xmlns:w10="urn:schemas-microsoft-com:office:word" xmlns:w="http://schemas.openxmlformats.org/wordprocessingml/2006/main" xmlns:w14="http://schemas.microsoft.com/office/word/2010/wordml" xmlns:w15="http://schemas.microsoft.com/office/word/2012/wordml" xmlns:w16cex="http://schemas.microsoft.com/office/word/2018/wordml/cex" xmlns:w16cid="http://schemas.microsoft.com/office/word/2016/wordml/cid" xmlns:w16="http://schemas.microsoft.com/office/word/2018/wordml" xmlns:w16se="http://schemas.microsoft.com/office/word/2015/wordml/symex" xmlns:wpg="http://schemas.microsoft.com/office/word/2010/wordprocessingGroup" xmlns:wpi="http://schemas.microsoft.com/office/word/2010/wordprocessingInk" xmlns:wne="http://schemas.microsoft.com/office/word/2006/wordml" xmlns:wps="http://schemas.microsoft.com/office/word/2010/wordprocessingShape" mc:Ignorable="w14 w15 w16se w16cid w16 w16cex wp14">
-  <w:endnote w:type="separator" w:id="-1">
+<w:endnotes xmlns:wpc="http://schemas.microsoft.com/office/word/2010/wordprocessingCanvas" xmlns:mc="http://schemas.openxmlformats.org/markup-compatibility/2006" xmlns:o="urn:schemas-microsoft-com:office:office" xmlns:r="http://schemas.openxmlformats.org/officeDocument/2006/relationships" xmlns:m="http://schemas.openxmlformats.org/officeDocument/2006/math" xmlns:v="urn:schemas-microsoft-com:vml" xmlns:wp14="http://schemas.microsoft.com/office/word/2010/wordprocessingDrawing" xmlns:wp="http://schemas.openxmlformats.org/drawingml/2006/wordprocessingDrawing" xmlns:w="http://schemas.openxmlformats.org/wordprocessingml/2006/main" xmlns:w14="http://schemas.microsoft.com/office/word/2010/wordml" xmlns:w15="http://schemas.microsoft.com/office/word/2012/wordml" xmlns:w10="urn:schemas-microsoft-com:office:word" xmlns:wpg="http://schemas.microsoft.com/office/word/2010/wordprocessingGroup" xmlns:wpi="http://schemas.microsoft.com/office/word/2010/wordprocessingInk" xmlns:wne="http://schemas.microsoft.com/office/word/2006/wordml" xmlns:wps="http://schemas.microsoft.com/office/word/2010/wordprocessingShape" xmlns:wpsCustomData="http://www.wps.cn/officeDocument/2013/wpsCustomData" mc:Ignorable="w14 w15 wp14">
+  <w:endnote w:type="separator" w:id="0">
     <w:p>
       <w:pPr>
-        <w:spacing w:after="0" w:line="240" w:lineRule="auto"/>
+        <w:spacing w:line="240" w:lineRule="auto"/>
       </w:pPr>
       <w:r>
         <w:separator/>
       </w:r>
     </w:p>
   </w:endnote>
-  <w:endnote w:type="continuationSeparator" w:id="0">
+  <w:endnote w:type="continuationSeparator" w:id="1">
     <w:p>
       <w:pPr>
-        <w:spacing w:after="0" w:line="240" w:lineRule="auto"/>
+        <w:spacing w:line="240" w:lineRule="auto"/>
       </w:pPr>
       <w:r>
         <w:continuationSeparator/>
@@ -1322,21 +1330,21 @@
 </file>
 
 <file path=word/footnotes.xml><?xml version="1.0" encoding="utf-8"?>
-<w:footnotes xmlns:wpc="http://schemas.microsoft.com/office/word/2010/wordprocessingCanvas" xmlns:cx="http://schemas.microsoft.com/office/drawing/2014/chartex" xmlns:cx1="http://schemas.microsoft.com/office/drawing/2015/9/8/chartex" xmlns:cx2="http://schemas.microsoft.com/office/drawing/2015/10/21/chartex" xmlns:cx3="http://schemas.microsoft.com/office/drawing/2016/5/9/chartex" xmlns:cx4="http://schemas.microsoft.com/office/drawing/2016/5/10/chartex" xmlns:cx5="http://schemas.microsoft.com/office/drawing/2016/5/11/chartex" xmlns:cx6="http://schemas.microsoft.com/office/drawing/2016/5/12/chartex" xmlns:cx7="http://schemas.microsoft.com/office/drawing/2016/5/13/chartex" xmlns:cx8="http://schemas.microsoft.com/office/drawing/2016/5/14/chartex" xmlns:mc="http://schemas.openxmlformats.org/markup-compatibility/2006" xmlns:aink="http://schemas.microsoft.com/office/drawing/2016/ink" xmlns:am3d="http://schemas.microsoft.com/office/drawing/2017/model3d" xmlns:o="urn:schemas-microsoft-com:office:office" xmlns:r="http://schemas.openxmlformats.org/officeDocument/2006/relationships" xmlns:m="http://schemas.openxmlformats.org/officeDocument/2006/math" xmlns:v="urn:schemas-microsoft-com:vml" xmlns:wp14="http://schemas.microsoft.com/office/word/2010/wordprocessingDrawing" xmlns:wp="http://schemas.openxmlformats.org/drawingml/2006/wordprocessingDrawing" xmlns:w10="urn:schemas-microsoft-com:office:word" xmlns:w="http://schemas.openxmlformats.org/wordprocessingml/2006/main" xmlns:w14="http://schemas.microsoft.com/office/word/2010/wordml" xmlns:w15="http://schemas.microsoft.com/office/word/2012/wordml" xmlns:w16cex="http://schemas.microsoft.com/office/word/2018/wordml/cex" xmlns:w16cid="http://schemas.microsoft.com/office/word/2016/wordml/cid" xmlns:w16="http://schemas.microsoft.com/office/word/2018/wordml" xmlns:w16se="http://schemas.microsoft.com/office/word/2015/wordml/symex" xmlns:wpg="http://schemas.microsoft.com/office/word/2010/wordprocessingGroup" xmlns:wpi="http://schemas.microsoft.com/office/word/2010/wordprocessingInk" xmlns:wne="http://schemas.microsoft.com/office/word/2006/wordml" xmlns:wps="http://schemas.microsoft.com/office/word/2010/wordprocessingShape" mc:Ignorable="w14 w15 w16se w16cid w16 w16cex wp14">
-  <w:footnote w:type="separator" w:id="-1">
+<w:footnotes xmlns:wpc="http://schemas.microsoft.com/office/word/2010/wordprocessingCanvas" xmlns:mc="http://schemas.openxmlformats.org/markup-compatibility/2006" xmlns:o="urn:schemas-microsoft-com:office:office" xmlns:r="http://schemas.openxmlformats.org/officeDocument/2006/relationships" xmlns:m="http://schemas.openxmlformats.org/officeDocument/2006/math" xmlns:v="urn:schemas-microsoft-com:vml" xmlns:wp14="http://schemas.microsoft.com/office/word/2010/wordprocessingDrawing" xmlns:wp="http://schemas.openxmlformats.org/drawingml/2006/wordprocessingDrawing" xmlns:w="http://schemas.openxmlformats.org/wordprocessingml/2006/main" xmlns:w14="http://schemas.microsoft.com/office/word/2010/wordml" xmlns:w15="http://schemas.microsoft.com/office/word/2012/wordml" xmlns:w10="urn:schemas-microsoft-com:office:word" xmlns:wpg="http://schemas.microsoft.com/office/word/2010/wordprocessingGroup" xmlns:wpi="http://schemas.microsoft.com/office/word/2010/wordprocessingInk" xmlns:wne="http://schemas.microsoft.com/office/word/2006/wordml" xmlns:wps="http://schemas.microsoft.com/office/word/2010/wordprocessingShape" xmlns:wpsCustomData="http://www.wps.cn/officeDocument/2013/wpsCustomData" mc:Ignorable="w14 w15 wp14">
+  <w:footnote w:type="separator" w:id="0">
     <w:p>
       <w:pPr>
-        <w:spacing w:after="0" w:line="240" w:lineRule="auto"/>
+        <w:spacing w:before="0" w:after="0" w:line="259" w:lineRule="auto"/>
       </w:pPr>
       <w:r>
         <w:separator/>
       </w:r>
     </w:p>
   </w:footnote>
-  <w:footnote w:type="continuationSeparator" w:id="0">
+  <w:footnote w:type="continuationSeparator" w:id="1">
     <w:p>
       <w:pPr>
-        <w:spacing w:after="0" w:line="240" w:lineRule="auto"/>
+        <w:spacing w:before="0" w:after="0" w:line="259" w:lineRule="auto"/>
       </w:pPr>
       <w:r>
         <w:continuationSeparator/>
@@ -1347,10 +1355,10 @@
 </file>
 
 <file path=word/header1.xml><?xml version="1.0" encoding="utf-8"?>
-<w:hdr xmlns:wpc="http://schemas.microsoft.com/office/word/2010/wordprocessingCanvas" xmlns:cx="http://schemas.microsoft.com/office/drawing/2014/chartex" xmlns:cx1="http://schemas.microsoft.com/office/drawing/2015/9/8/chartex" xmlns:cx2="http://schemas.microsoft.com/office/drawing/2015/10/21/chartex" xmlns:cx3="http://schemas.microsoft.com/office/drawing/2016/5/9/chartex" xmlns:cx4="http://schemas.microsoft.com/office/drawing/2016/5/10/chartex" xmlns:cx5="http://schemas.microsoft.com/office/drawing/2016/5/11/chartex" xmlns:cx6="http://schemas.microsoft.com/office/drawing/2016/5/12/chartex" xmlns:cx7="http://schemas.microsoft.com/office/drawing/2016/5/13/chartex" xmlns:cx8="http://schemas.microsoft.com/office/drawing/2016/5/14/chartex" xmlns:mc="http://schemas.openxmlformats.org/markup-compatibility/2006" xmlns:aink="http://schemas.microsoft.com/office/drawing/2016/ink" xmlns:am3d="http://schemas.microsoft.com/office/drawing/2017/model3d" xmlns:o="urn:schemas-microsoft-com:office:office" xmlns:r="http://schemas.openxmlformats.org/officeDocument/2006/relationships" xmlns:m="http://schemas.openxmlformats.org/officeDocument/2006/math" xmlns:v="urn:schemas-microsoft-com:vml" xmlns:wp14="http://schemas.microsoft.com/office/word/2010/wordprocessingDrawing" xmlns:wp="http://schemas.openxmlformats.org/drawingml/2006/wordprocessingDrawing" xmlns:w10="urn:schemas-microsoft-com:office:word" xmlns:w="http://schemas.openxmlformats.org/wordprocessingml/2006/main" xmlns:w14="http://schemas.microsoft.com/office/word/2010/wordml" xmlns:w15="http://schemas.microsoft.com/office/word/2012/wordml" xmlns:w16cex="http://schemas.microsoft.com/office/word/2018/wordml/cex" xmlns:w16cid="http://schemas.microsoft.com/office/word/2016/wordml/cid" xmlns:w16="http://schemas.microsoft.com/office/word/2018/wordml" xmlns:w16se="http://schemas.microsoft.com/office/word/2015/wordml/symex" xmlns:wpg="http://schemas.microsoft.com/office/word/2010/wordprocessingGroup" xmlns:wpi="http://schemas.microsoft.com/office/word/2010/wordprocessingInk" xmlns:wne="http://schemas.microsoft.com/office/word/2006/wordml" xmlns:wps="http://schemas.microsoft.com/office/word/2010/wordprocessingShape" mc:Ignorable="w14 w15 w16se w16cid w16 w16cex wp14">
+<w:hdr xmlns:wpc="http://schemas.microsoft.com/office/word/2010/wordprocessingCanvas" xmlns:mc="http://schemas.openxmlformats.org/markup-compatibility/2006" xmlns:o="urn:schemas-microsoft-com:office:office" xmlns:r="http://schemas.openxmlformats.org/officeDocument/2006/relationships" xmlns:m="http://schemas.openxmlformats.org/officeDocument/2006/math" xmlns:v="urn:schemas-microsoft-com:vml" xmlns:wp14="http://schemas.microsoft.com/office/word/2010/wordprocessingDrawing" xmlns:wp="http://schemas.openxmlformats.org/drawingml/2006/wordprocessingDrawing" xmlns:w10="urn:schemas-microsoft-com:office:word" xmlns:w="http://schemas.openxmlformats.org/wordprocessingml/2006/main" xmlns:w14="http://schemas.microsoft.com/office/word/2010/wordml" xmlns:w15="http://schemas.microsoft.com/office/word/2012/wordml" xmlns:wpg="http://schemas.microsoft.com/office/word/2010/wordprocessingGroup" xmlns:wpi="http://schemas.microsoft.com/office/word/2010/wordprocessingInk" xmlns:wne="http://schemas.microsoft.com/office/word/2006/wordml" xmlns:wps="http://schemas.microsoft.com/office/word/2010/wordprocessingShape" xmlns:wpsCustomData="http://www.wps.cn/officeDocument/2013/wpsCustomData" mc:Ignorable="w14 w15 wp14">
   <w:p>
     <w:pPr>
-      <w:pStyle w:val="Encabezado"/>
+      <w:pStyle w:val="4"/>
     </w:pPr>
     <w:r>
       <w:t>Santiago Ramírez- Thiago Buttarelli</w:t>
@@ -1358,235 +1366,235 @@
   </w:p>
   <w:p>
     <w:pPr>
-      <w:pStyle w:val="Encabezado"/>
+      <w:pStyle w:val="4"/>
     </w:pPr>
   </w:p>
 </w:hdr>
 </file>
 
 <file path=word/numbering.xml><?xml version="1.0" encoding="utf-8"?>
-<w:numbering xmlns:wpc="http://schemas.microsoft.com/office/word/2010/wordprocessingCanvas" xmlns:cx="http://schemas.microsoft.com/office/drawing/2014/chartex" xmlns:cx1="http://schemas.microsoft.com/office/drawing/2015/9/8/chartex" xmlns:cx2="http://schemas.microsoft.com/office/drawing/2015/10/21/chartex" xmlns:cx3="http://schemas.microsoft.com/office/drawing/2016/5/9/chartex" xmlns:cx4="http://schemas.microsoft.com/office/drawing/2016/5/10/chartex" xmlns:cx5="http://schemas.microsoft.com/office/drawing/2016/5/11/chartex" xmlns:cx6="http://schemas.microsoft.com/office/drawing/2016/5/12/chartex" xmlns:cx7="http://schemas.microsoft.com/office/drawing/2016/5/13/chartex" xmlns:cx8="http://schemas.microsoft.com/office/drawing/2016/5/14/chartex" xmlns:mc="http://schemas.openxmlformats.org/markup-compatibility/2006" xmlns:aink="http://schemas.microsoft.com/office/drawing/2016/ink" xmlns:am3d="http://schemas.microsoft.com/office/drawing/2017/model3d" xmlns:o="urn:schemas-microsoft-com:office:office" xmlns:r="http://schemas.openxmlformats.org/officeDocument/2006/relationships" xmlns:m="http://schemas.openxmlformats.org/officeDocument/2006/math" xmlns:v="urn:schemas-microsoft-com:vml" xmlns:wp14="http://schemas.microsoft.com/office/word/2010/wordprocessingDrawing" xmlns:wp="http://schemas.openxmlformats.org/drawingml/2006/wordprocessingDrawing" xmlns:w10="urn:schemas-microsoft-com:office:word" xmlns:w="http://schemas.openxmlformats.org/wordprocessingml/2006/main" xmlns:w14="http://schemas.microsoft.com/office/word/2010/wordml" xmlns:w15="http://schemas.microsoft.com/office/word/2012/wordml" xmlns:w16cex="http://schemas.microsoft.com/office/word/2018/wordml/cex" xmlns:w16cid="http://schemas.microsoft.com/office/word/2016/wordml/cid" xmlns:w16="http://schemas.microsoft.com/office/word/2018/wordml" xmlns:w16se="http://schemas.microsoft.com/office/word/2015/wordml/symex" xmlns:wpg="http://schemas.microsoft.com/office/word/2010/wordprocessingGroup" xmlns:wpi="http://schemas.microsoft.com/office/word/2010/wordprocessingInk" xmlns:wne="http://schemas.microsoft.com/office/word/2006/wordml" xmlns:wps="http://schemas.microsoft.com/office/word/2010/wordprocessingShape" mc:Ignorable="w14 w15 w16se w16cid w16 w16cex wp14">
-  <w:abstractNum w:abstractNumId="0" w15:restartNumberingAfterBreak="0">
+<w:numbering xmlns:wpc="http://schemas.microsoft.com/office/word/2010/wordprocessingCanvas" xmlns:mc="http://schemas.openxmlformats.org/markup-compatibility/2006" xmlns:o="urn:schemas-microsoft-com:office:office" xmlns:r="http://schemas.openxmlformats.org/officeDocument/2006/relationships" xmlns:m="http://schemas.openxmlformats.org/officeDocument/2006/math" xmlns:v="urn:schemas-microsoft-com:vml" xmlns:wp14="http://schemas.microsoft.com/office/word/2010/wordprocessingDrawing" xmlns:wp="http://schemas.openxmlformats.org/drawingml/2006/wordprocessingDrawing" xmlns:w10="urn:schemas-microsoft-com:office:word" xmlns:w="http://schemas.openxmlformats.org/wordprocessingml/2006/main" xmlns:w14="http://schemas.microsoft.com/office/word/2010/wordml" xmlns:wpg="http://schemas.microsoft.com/office/word/2010/wordprocessingGroup" xmlns:wpi="http://schemas.microsoft.com/office/word/2010/wordprocessingInk" xmlns:wne="http://schemas.microsoft.com/office/word/2006/wordml" xmlns:wps="http://schemas.microsoft.com/office/word/2010/wordprocessingShape" xmlns:wpsCustomData="http://www.wps.cn/officeDocument/2013/wpsCustomData" mc:Ignorable="w14 wp14">
+  <w:abstractNum w:abstractNumId="0">
     <w:nsid w:val="06A87BF9"/>
     <w:multiLevelType w:val="multilevel"/>
-    <w:tmpl w:val="AB849B56"/>
-    <w:lvl w:ilvl="0">
+    <w:tmpl w:val="06A87BF9"/>
+    <w:lvl w:ilvl="0" w:tentative="0">
       <w:start w:val="1"/>
       <w:numFmt w:val="decimal"/>
       <w:lvlText w:val="%1."/>
       <w:lvlJc w:val="left"/>
       <w:pPr>
         <w:tabs>
-          <w:tab w:val="num" w:pos="720"/>
+          <w:tab w:val="left" w:pos="720"/>
         </w:tabs>
         <w:ind w:left="720" w:hanging="360"/>
       </w:pPr>
     </w:lvl>
-    <w:lvl w:ilvl="1" w:tentative="1">
+    <w:lvl w:ilvl="1" w:tentative="0">
       <w:start w:val="1"/>
       <w:numFmt w:val="decimal"/>
       <w:lvlText w:val="%2."/>
       <w:lvlJc w:val="left"/>
       <w:pPr>
         <w:tabs>
-          <w:tab w:val="num" w:pos="1440"/>
+          <w:tab w:val="left" w:pos="1440"/>
         </w:tabs>
         <w:ind w:left="1440" w:hanging="360"/>
       </w:pPr>
     </w:lvl>
-    <w:lvl w:ilvl="2" w:tentative="1">
+    <w:lvl w:ilvl="2" w:tentative="0">
       <w:start w:val="1"/>
       <w:numFmt w:val="decimal"/>
       <w:lvlText w:val="%3."/>
       <w:lvlJc w:val="left"/>
       <w:pPr>
         <w:tabs>
-          <w:tab w:val="num" w:pos="2160"/>
+          <w:tab w:val="left" w:pos="2160"/>
         </w:tabs>
         <w:ind w:left="2160" w:hanging="360"/>
       </w:pPr>
     </w:lvl>
-    <w:lvl w:ilvl="3" w:tentative="1">
+    <w:lvl w:ilvl="3" w:tentative="0">
       <w:start w:val="1"/>
       <w:numFmt w:val="decimal"/>
       <w:lvlText w:val="%4."/>
       <w:lvlJc w:val="left"/>
       <w:pPr>
         <w:tabs>
-          <w:tab w:val="num" w:pos="2880"/>
+          <w:tab w:val="left" w:pos="2880"/>
         </w:tabs>
         <w:ind w:left="2880" w:hanging="360"/>
       </w:pPr>
     </w:lvl>
-    <w:lvl w:ilvl="4" w:tentative="1">
+    <w:lvl w:ilvl="4" w:tentative="0">
       <w:start w:val="1"/>
       <w:numFmt w:val="decimal"/>
       <w:lvlText w:val="%5."/>
       <w:lvlJc w:val="left"/>
       <w:pPr>
         <w:tabs>
-          <w:tab w:val="num" w:pos="3600"/>
+          <w:tab w:val="left" w:pos="3600"/>
         </w:tabs>
         <w:ind w:left="3600" w:hanging="360"/>
       </w:pPr>
     </w:lvl>
-    <w:lvl w:ilvl="5" w:tentative="1">
+    <w:lvl w:ilvl="5" w:tentative="0">
       <w:start w:val="1"/>
       <w:numFmt w:val="decimal"/>
       <w:lvlText w:val="%6."/>
       <w:lvlJc w:val="left"/>
       <w:pPr>
         <w:tabs>
-          <w:tab w:val="num" w:pos="4320"/>
+          <w:tab w:val="left" w:pos="4320"/>
         </w:tabs>
         <w:ind w:left="4320" w:hanging="360"/>
       </w:pPr>
     </w:lvl>
-    <w:lvl w:ilvl="6" w:tentative="1">
+    <w:lvl w:ilvl="6" w:tentative="0">
       <w:start w:val="1"/>
       <w:numFmt w:val="decimal"/>
       <w:lvlText w:val="%7."/>
       <w:lvlJc w:val="left"/>
       <w:pPr>
         <w:tabs>
-          <w:tab w:val="num" w:pos="5040"/>
+          <w:tab w:val="left" w:pos="5040"/>
         </w:tabs>
         <w:ind w:left="5040" w:hanging="360"/>
       </w:pPr>
     </w:lvl>
-    <w:lvl w:ilvl="7" w:tentative="1">
+    <w:lvl w:ilvl="7" w:tentative="0">
       <w:start w:val="1"/>
       <w:numFmt w:val="decimal"/>
       <w:lvlText w:val="%8."/>
       <w:lvlJc w:val="left"/>
       <w:pPr>
         <w:tabs>
-          <w:tab w:val="num" w:pos="5760"/>
+          <w:tab w:val="left" w:pos="5760"/>
         </w:tabs>
         <w:ind w:left="5760" w:hanging="360"/>
       </w:pPr>
     </w:lvl>
-    <w:lvl w:ilvl="8" w:tentative="1">
+    <w:lvl w:ilvl="8" w:tentative="0">
       <w:start w:val="1"/>
       <w:numFmt w:val="decimal"/>
       <w:lvlText w:val="%9."/>
       <w:lvlJc w:val="left"/>
       <w:pPr>
         <w:tabs>
-          <w:tab w:val="num" w:pos="6480"/>
+          <w:tab w:val="left" w:pos="6480"/>
         </w:tabs>
         <w:ind w:left="6480" w:hanging="360"/>
       </w:pPr>
     </w:lvl>
   </w:abstractNum>
-  <w:abstractNum w:abstractNumId="1" w15:restartNumberingAfterBreak="0">
+  <w:abstractNum w:abstractNumId="1">
     <w:nsid w:val="5A8E3711"/>
     <w:multiLevelType w:val="multilevel"/>
-    <w:tmpl w:val="95AE9954"/>
-    <w:lvl w:ilvl="0">
+    <w:tmpl w:val="5A8E3711"/>
+    <w:lvl w:ilvl="0" w:tentative="0">
       <w:start w:val="1"/>
       <w:numFmt w:val="decimal"/>
       <w:lvlText w:val="%1."/>
       <w:lvlJc w:val="left"/>
       <w:pPr>
         <w:tabs>
-          <w:tab w:val="num" w:pos="720"/>
+          <w:tab w:val="left" w:pos="720"/>
         </w:tabs>
         <w:ind w:left="720" w:hanging="360"/>
       </w:pPr>
     </w:lvl>
-    <w:lvl w:ilvl="1" w:tentative="1">
+    <w:lvl w:ilvl="1" w:tentative="0">
       <w:start w:val="1"/>
       <w:numFmt w:val="decimal"/>
       <w:lvlText w:val="%2."/>
       <w:lvlJc w:val="left"/>
       <w:pPr>
         <w:tabs>
-          <w:tab w:val="num" w:pos="1440"/>
+          <w:tab w:val="left" w:pos="1440"/>
         </w:tabs>
         <w:ind w:left="1440" w:hanging="360"/>
       </w:pPr>
     </w:lvl>
-    <w:lvl w:ilvl="2" w:tentative="1">
+    <w:lvl w:ilvl="2" w:tentative="0">
       <w:start w:val="1"/>
       <w:numFmt w:val="decimal"/>
       <w:lvlText w:val="%3."/>
       <w:lvlJc w:val="left"/>
       <w:pPr>
         <w:tabs>
-          <w:tab w:val="num" w:pos="2160"/>
+          <w:tab w:val="left" w:pos="2160"/>
         </w:tabs>
         <w:ind w:left="2160" w:hanging="360"/>
       </w:pPr>
     </w:lvl>
-    <w:lvl w:ilvl="3" w:tentative="1">
+    <w:lvl w:ilvl="3" w:tentative="0">
       <w:start w:val="1"/>
       <w:numFmt w:val="decimal"/>
       <w:lvlText w:val="%4."/>
       <w:lvlJc w:val="left"/>
       <w:pPr>
         <w:tabs>
-          <w:tab w:val="num" w:pos="2880"/>
+          <w:tab w:val="left" w:pos="2880"/>
         </w:tabs>
         <w:ind w:left="2880" w:hanging="360"/>
       </w:pPr>
     </w:lvl>
-    <w:lvl w:ilvl="4" w:tentative="1">
+    <w:lvl w:ilvl="4" w:tentative="0">
       <w:start w:val="1"/>
       <w:numFmt w:val="decimal"/>
       <w:lvlText w:val="%5."/>
       <w:lvlJc w:val="left"/>
       <w:pPr>
         <w:tabs>
-          <w:tab w:val="num" w:pos="3600"/>
+          <w:tab w:val="left" w:pos="3600"/>
         </w:tabs>
         <w:ind w:left="3600" w:hanging="360"/>
       </w:pPr>
     </w:lvl>
-    <w:lvl w:ilvl="5" w:tentative="1">
+    <w:lvl w:ilvl="5" w:tentative="0">
       <w:start w:val="1"/>
       <w:numFmt w:val="decimal"/>
       <w:lvlText w:val="%6."/>
       <w:lvlJc w:val="left"/>
       <w:pPr>
         <w:tabs>
-          <w:tab w:val="num" w:pos="4320"/>
+          <w:tab w:val="left" w:pos="4320"/>
         </w:tabs>
         <w:ind w:left="4320" w:hanging="360"/>
       </w:pPr>
     </w:lvl>
-    <w:lvl w:ilvl="6" w:tentative="1">
+    <w:lvl w:ilvl="6" w:tentative="0">
       <w:start w:val="1"/>
       <w:numFmt w:val="decimal"/>
       <w:lvlText w:val="%7."/>
       <w:lvlJc w:val="left"/>
       <w:pPr>
         <w:tabs>
-          <w:tab w:val="num" w:pos="5040"/>
+          <w:tab w:val="left" w:pos="5040"/>
         </w:tabs>
         <w:ind w:left="5040" w:hanging="360"/>
       </w:pPr>
     </w:lvl>
-    <w:lvl w:ilvl="7" w:tentative="1">
+    <w:lvl w:ilvl="7" w:tentative="0">
       <w:start w:val="1"/>
       <w:numFmt w:val="decimal"/>
       <w:lvlText w:val="%8."/>
       <w:lvlJc w:val="left"/>
       <w:pPr>
         <w:tabs>
-          <w:tab w:val="num" w:pos="5760"/>
+          <w:tab w:val="left" w:pos="5760"/>
         </w:tabs>
         <w:ind w:left="5760" w:hanging="360"/>
       </w:pPr>
     </w:lvl>
-    <w:lvl w:ilvl="8" w:tentative="1">
+    <w:lvl w:ilvl="8" w:tentative="0">
       <w:start w:val="1"/>
       <w:numFmt w:val="decimal"/>
       <w:lvlText w:val="%9."/>
       <w:lvlJc w:val="left"/>
       <w:pPr>
         <w:tabs>
-          <w:tab w:val="num" w:pos="6480"/>
+          <w:tab w:val="left" w:pos="6480"/>
         </w:tabs>
         <w:ind w:left="6480" w:hanging="360"/>
       </w:pPr>
@@ -1602,417 +1610,195 @@
 </file>
 
 <file path=word/styles.xml><?xml version="1.0" encoding="utf-8"?>
-<w:styles xmlns:mc="http://schemas.openxmlformats.org/markup-compatibility/2006" xmlns:r="http://schemas.openxmlformats.org/officeDocument/2006/relationships" xmlns:w="http://schemas.openxmlformats.org/wordprocessingml/2006/main" xmlns:w14="http://schemas.microsoft.com/office/word/2010/wordml" xmlns:w15="http://schemas.microsoft.com/office/word/2012/wordml" xmlns:w16cex="http://schemas.microsoft.com/office/word/2018/wordml/cex" xmlns:w16cid="http://schemas.microsoft.com/office/word/2016/wordml/cid" xmlns:w16="http://schemas.microsoft.com/office/word/2018/wordml" xmlns:w16se="http://schemas.microsoft.com/office/word/2015/wordml/symex" mc:Ignorable="w14 w15 w16se w16cid w16 w16cex">
+<w:styles xmlns:mc="http://schemas.openxmlformats.org/markup-compatibility/2006" xmlns:o="urn:schemas-microsoft-com:office:office" xmlns:r="http://schemas.openxmlformats.org/officeDocument/2006/relationships" xmlns:m="http://schemas.openxmlformats.org/officeDocument/2006/math" xmlns:v="urn:schemas-microsoft-com:vml" xmlns:w="http://schemas.openxmlformats.org/wordprocessingml/2006/main" xmlns:w14="http://schemas.microsoft.com/office/word/2010/wordml" xmlns:w10="urn:schemas-microsoft-com:office:word" xmlns:sl="http://schemas.openxmlformats.org/schemaLibrary/2006/main" xmlns:wpsCustomData="http://www.wps.cn/officeDocument/2013/wpsCustomData" mc:Ignorable="w14">
   <w:docDefaults>
     <w:rPrDefault>
       <w:rPr>
-        <w:rFonts w:asciiTheme="minorHAnsi" w:eastAsiaTheme="minorHAnsi" w:hAnsiTheme="minorHAnsi" w:cstheme="minorBidi"/>
-        <w:sz w:val="22"/>
-        <w:szCs w:val="22"/>
-        <w:lang w:val="es-AR" w:eastAsia="en-US" w:bidi="ar-SA"/>
+        <w:rFonts w:asciiTheme="minorHAnsi" w:hAnsiTheme="minorHAnsi" w:eastAsiaTheme="minorHAnsi" w:cstheme="minorBidi"/>
       </w:rPr>
     </w:rPrDefault>
-    <w:pPrDefault>
-      <w:pPr>
-        <w:spacing w:after="160" w:line="259" w:lineRule="auto"/>
-      </w:pPr>
-    </w:pPrDefault>
+    <w:pPrDefault/>
   </w:docDefaults>
-  <w:latentStyles w:defLockedState="0" w:defUIPriority="99" w:defSemiHidden="0" w:defUnhideWhenUsed="0" w:defQFormat="0" w:count="376">
-    <w:lsdException w:name="Normal" w:uiPriority="0" w:qFormat="1"/>
-    <w:lsdException w:name="heading 1" w:uiPriority="9" w:qFormat="1"/>
-    <w:lsdException w:name="heading 2" w:semiHidden="1" w:uiPriority="9" w:unhideWhenUsed="1" w:qFormat="1"/>
-    <w:lsdException w:name="heading 3" w:semiHidden="1" w:uiPriority="9" w:unhideWhenUsed="1" w:qFormat="1"/>
-    <w:lsdException w:name="heading 4" w:semiHidden="1" w:uiPriority="9" w:unhideWhenUsed="1" w:qFormat="1"/>
-    <w:lsdException w:name="heading 5" w:semiHidden="1" w:uiPriority="9" w:unhideWhenUsed="1" w:qFormat="1"/>
-    <w:lsdException w:name="heading 6" w:semiHidden="1" w:uiPriority="9" w:unhideWhenUsed="1" w:qFormat="1"/>
-    <w:lsdException w:name="heading 7" w:semiHidden="1" w:uiPriority="9" w:unhideWhenUsed="1" w:qFormat="1"/>
-    <w:lsdException w:name="heading 8" w:semiHidden="1" w:uiPriority="9" w:unhideWhenUsed="1" w:qFormat="1"/>
-    <w:lsdException w:name="heading 9" w:semiHidden="1" w:uiPriority="9" w:unhideWhenUsed="1" w:qFormat="1"/>
-    <w:lsdException w:name="index 1" w:semiHidden="1" w:unhideWhenUsed="1"/>
-    <w:lsdException w:name="index 2" w:semiHidden="1" w:unhideWhenUsed="1"/>
-    <w:lsdException w:name="index 3" w:semiHidden="1" w:unhideWhenUsed="1"/>
-    <w:lsdException w:name="index 4" w:semiHidden="1" w:unhideWhenUsed="1"/>
-    <w:lsdException w:name="index 5" w:semiHidden="1" w:unhideWhenUsed="1"/>
-    <w:lsdException w:name="index 6" w:semiHidden="1" w:unhideWhenUsed="1"/>
-    <w:lsdException w:name="index 7" w:semiHidden="1" w:unhideWhenUsed="1"/>
-    <w:lsdException w:name="index 8" w:semiHidden="1" w:unhideWhenUsed="1"/>
-    <w:lsdException w:name="index 9" w:semiHidden="1" w:unhideWhenUsed="1"/>
-    <w:lsdException w:name="toc 1" w:semiHidden="1" w:uiPriority="39" w:unhideWhenUsed="1"/>
-    <w:lsdException w:name="toc 2" w:semiHidden="1" w:uiPriority="39" w:unhideWhenUsed="1"/>
-    <w:lsdException w:name="toc 3" w:semiHidden="1" w:uiPriority="39" w:unhideWhenUsed="1"/>
-    <w:lsdException w:name="toc 4" w:semiHidden="1" w:uiPriority="39" w:unhideWhenUsed="1"/>
-    <w:lsdException w:name="toc 5" w:semiHidden="1" w:uiPriority="39" w:unhideWhenUsed="1"/>
-    <w:lsdException w:name="toc 6" w:semiHidden="1" w:uiPriority="39" w:unhideWhenUsed="1"/>
-    <w:lsdException w:name="toc 7" w:semiHidden="1" w:uiPriority="39" w:unhideWhenUsed="1"/>
-    <w:lsdException w:name="toc 8" w:semiHidden="1" w:uiPriority="39" w:unhideWhenUsed="1"/>
-    <w:lsdException w:name="toc 9" w:semiHidden="1" w:uiPriority="39" w:unhideWhenUsed="1"/>
-    <w:lsdException w:name="Normal Indent" w:semiHidden="1" w:unhideWhenUsed="1"/>
-    <w:lsdException w:name="footnote text" w:semiHidden="1" w:unhideWhenUsed="1"/>
-    <w:lsdException w:name="annotation text" w:semiHidden="1" w:unhideWhenUsed="1"/>
-    <w:lsdException w:name="header" w:semiHidden="1" w:unhideWhenUsed="1"/>
-    <w:lsdException w:name="footer" w:semiHidden="1" w:unhideWhenUsed="1"/>
-    <w:lsdException w:name="index heading" w:semiHidden="1" w:unhideWhenUsed="1"/>
-    <w:lsdException w:name="caption" w:semiHidden="1" w:uiPriority="35" w:unhideWhenUsed="1" w:qFormat="1"/>
-    <w:lsdException w:name="table of figures" w:semiHidden="1" w:unhideWhenUsed="1"/>
-    <w:lsdException w:name="envelope address" w:semiHidden="1" w:unhideWhenUsed="1"/>
-    <w:lsdException w:name="envelope return" w:semiHidden="1" w:unhideWhenUsed="1"/>
-    <w:lsdException w:name="footnote reference" w:semiHidden="1" w:unhideWhenUsed="1"/>
-    <w:lsdException w:name="annotation reference" w:semiHidden="1" w:unhideWhenUsed="1"/>
-    <w:lsdException w:name="line number" w:semiHidden="1" w:unhideWhenUsed="1"/>
-    <w:lsdException w:name="page number" w:semiHidden="1" w:unhideWhenUsed="1"/>
-    <w:lsdException w:name="endnote reference" w:semiHidden="1" w:unhideWhenUsed="1"/>
-    <w:lsdException w:name="endnote text" w:semiHidden="1" w:unhideWhenUsed="1"/>
-    <w:lsdException w:name="table of authorities" w:semiHidden="1" w:unhideWhenUsed="1"/>
-    <w:lsdException w:name="macro" w:semiHidden="1" w:unhideWhenUsed="1"/>
-    <w:lsdException w:name="toa heading" w:semiHidden="1" w:unhideWhenUsed="1"/>
-    <w:lsdException w:name="List" w:semiHidden="1" w:unhideWhenUsed="1"/>
-    <w:lsdException w:name="List Bullet" w:semiHidden="1" w:unhideWhenUsed="1"/>
-    <w:lsdException w:name="List Number" w:semiHidden="1" w:unhideWhenUsed="1"/>
-    <w:lsdException w:name="List 2" w:semiHidden="1" w:unhideWhenUsed="1"/>
-    <w:lsdException w:name="List 3" w:semiHidden="1" w:unhideWhenUsed="1"/>
-    <w:lsdException w:name="List 4" w:semiHidden="1" w:unhideWhenUsed="1"/>
-    <w:lsdException w:name="List 5" w:semiHidden="1" w:unhideWhenUsed="1"/>
-    <w:lsdException w:name="List Bullet 2" w:semiHidden="1" w:unhideWhenUsed="1"/>
-    <w:lsdException w:name="List Bullet 3" w:semiHidden="1" w:unhideWhenUsed="1"/>
-    <w:lsdException w:name="List Bullet 4" w:semiHidden="1" w:unhideWhenUsed="1"/>
-    <w:lsdException w:name="List Bullet 5" w:semiHidden="1" w:unhideWhenUsed="1"/>
-    <w:lsdException w:name="List Number 2" w:semiHidden="1" w:unhideWhenUsed="1"/>
-    <w:lsdException w:name="List Number 3" w:semiHidden="1" w:unhideWhenUsed="1"/>
-    <w:lsdException w:name="List Number 4" w:semiHidden="1" w:unhideWhenUsed="1"/>
-    <w:lsdException w:name="List Number 5" w:semiHidden="1" w:unhideWhenUsed="1"/>
-    <w:lsdException w:name="Title" w:uiPriority="10" w:qFormat="1"/>
-    <w:lsdException w:name="Closing" w:semiHidden="1" w:unhideWhenUsed="1"/>
-    <w:lsdException w:name="Signature" w:semiHidden="1" w:unhideWhenUsed="1"/>
-    <w:lsdException w:name="Default Paragraph Font" w:semiHidden="1" w:uiPriority="1" w:unhideWhenUsed="1"/>
-    <w:lsdException w:name="Body Text" w:semiHidden="1" w:unhideWhenUsed="1"/>
-    <w:lsdException w:name="Body Text Indent" w:semiHidden="1" w:unhideWhenUsed="1"/>
-    <w:lsdException w:name="List Continue" w:semiHidden="1" w:unhideWhenUsed="1"/>
-    <w:lsdException w:name="List Continue 2" w:semiHidden="1" w:unhideWhenUsed="1"/>
-    <w:lsdException w:name="List Continue 3" w:semiHidden="1" w:unhideWhenUsed="1"/>
-    <w:lsdException w:name="List Continue 4" w:semiHidden="1" w:unhideWhenUsed="1"/>
-    <w:lsdException w:name="List Continue 5" w:semiHidden="1" w:unhideWhenUsed="1"/>
-    <w:lsdException w:name="Message Header" w:semiHidden="1" w:unhideWhenUsed="1"/>
-    <w:lsdException w:name="Subtitle" w:uiPriority="11" w:qFormat="1"/>
-    <w:lsdException w:name="Salutation" w:semiHidden="1" w:unhideWhenUsed="1"/>
-    <w:lsdException w:name="Date" w:semiHidden="1" w:unhideWhenUsed="1"/>
-    <w:lsdException w:name="Body Text First Indent" w:semiHidden="1" w:unhideWhenUsed="1"/>
-    <w:lsdException w:name="Body Text First Indent 2" w:semiHidden="1" w:unhideWhenUsed="1"/>
-    <w:lsdException w:name="Note Heading" w:semiHidden="1" w:unhideWhenUsed="1"/>
-    <w:lsdException w:name="Body Text 2" w:semiHidden="1" w:unhideWhenUsed="1"/>
-    <w:lsdException w:name="Body Text 3" w:semiHidden="1" w:unhideWhenUsed="1"/>
-    <w:lsdException w:name="Body Text Indent 2" w:semiHidden="1" w:unhideWhenUsed="1"/>
-    <w:lsdException w:name="Body Text Indent 3" w:semiHidden="1" w:unhideWhenUsed="1"/>
-    <w:lsdException w:name="Block Text" w:semiHidden="1" w:unhideWhenUsed="1"/>
-    <w:lsdException w:name="Hyperlink" w:semiHidden="1" w:unhideWhenUsed="1"/>
-    <w:lsdException w:name="FollowedHyperlink" w:semiHidden="1" w:unhideWhenUsed="1"/>
-    <w:lsdException w:name="Strong" w:uiPriority="22" w:qFormat="1"/>
-    <w:lsdException w:name="Emphasis" w:uiPriority="20" w:qFormat="1"/>
-    <w:lsdException w:name="Document Map" w:semiHidden="1" w:unhideWhenUsed="1"/>
-    <w:lsdException w:name="Plain Text" w:semiHidden="1" w:unhideWhenUsed="1"/>
-    <w:lsdException w:name="E-mail Signature" w:semiHidden="1" w:unhideWhenUsed="1"/>
-    <w:lsdException w:name="HTML Top of Form" w:semiHidden="1" w:unhideWhenUsed="1"/>
-    <w:lsdException w:name="HTML Bottom of Form" w:semiHidden="1" w:unhideWhenUsed="1"/>
-    <w:lsdException w:name="Normal (Web)" w:semiHidden="1" w:unhideWhenUsed="1"/>
-    <w:lsdException w:name="HTML Acronym" w:semiHidden="1" w:unhideWhenUsed="1"/>
-    <w:lsdException w:name="HTML Address" w:semiHidden="1" w:unhideWhenUsed="1"/>
-    <w:lsdException w:name="HTML Cite" w:semiHidden="1" w:unhideWhenUsed="1"/>
-    <w:lsdException w:name="HTML Code" w:semiHidden="1" w:unhideWhenUsed="1"/>
-    <w:lsdException w:name="HTML Definition" w:semiHidden="1" w:unhideWhenUsed="1"/>
-    <w:lsdException w:name="HTML Keyboard" w:semiHidden="1" w:unhideWhenUsed="1"/>
-    <w:lsdException w:name="HTML Preformatted" w:semiHidden="1" w:unhideWhenUsed="1"/>
-    <w:lsdException w:name="HTML Sample" w:semiHidden="1" w:unhideWhenUsed="1"/>
-    <w:lsdException w:name="HTML Typewriter" w:semiHidden="1" w:unhideWhenUsed="1"/>
-    <w:lsdException w:name="HTML Variable" w:semiHidden="1" w:unhideWhenUsed="1"/>
-    <w:lsdException w:name="Normal Table" w:semiHidden="1" w:unhideWhenUsed="1"/>
-    <w:lsdException w:name="annotation subject" w:semiHidden="1" w:unhideWhenUsed="1"/>
-    <w:lsdException w:name="No List" w:semiHidden="1" w:unhideWhenUsed="1"/>
-    <w:lsdException w:name="Outline List 1" w:semiHidden="1" w:unhideWhenUsed="1"/>
-    <w:lsdException w:name="Outline List 2" w:semiHidden="1" w:unhideWhenUsed="1"/>
-    <w:lsdException w:name="Outline List 3" w:semiHidden="1" w:unhideWhenUsed="1"/>
-    <w:lsdException w:name="Table Simple 1" w:semiHidden="1" w:unhideWhenUsed="1"/>
-    <w:lsdException w:name="Table Simple 2" w:semiHidden="1" w:unhideWhenUsed="1"/>
-    <w:lsdException w:name="Table Simple 3" w:semiHidden="1" w:unhideWhenUsed="1"/>
-    <w:lsdException w:name="Table Classic 1" w:semiHidden="1" w:unhideWhenUsed="1"/>
-    <w:lsdException w:name="Table Classic 2" w:semiHidden="1" w:unhideWhenUsed="1"/>
-    <w:lsdException w:name="Table Classic 3" w:semiHidden="1" w:unhideWhenUsed="1"/>
-    <w:lsdException w:name="Table Classic 4" w:semiHidden="1" w:unhideWhenUsed="1"/>
-    <w:lsdException w:name="Table Colorful 1" w:semiHidden="1" w:unhideWhenUsed="1"/>
-    <w:lsdException w:name="Table Colorful 2" w:semiHidden="1" w:unhideWhenUsed="1"/>
-    <w:lsdException w:name="Table Colorful 3" w:semiHidden="1" w:unhideWhenUsed="1"/>
-    <w:lsdException w:name="Table Columns 1" w:semiHidden="1" w:unhideWhenUsed="1"/>
-    <w:lsdException w:name="Table Columns 2" w:semiHidden="1" w:unhideWhenUsed="1"/>
-    <w:lsdException w:name="Table Columns 3" w:semiHidden="1" w:unhideWhenUsed="1"/>
-    <w:lsdException w:name="Table Columns 4" w:semiHidden="1" w:unhideWhenUsed="1"/>
-    <w:lsdException w:name="Table Columns 5" w:semiHidden="1" w:unhideWhenUsed="1"/>
-    <w:lsdException w:name="Table Grid 1" w:semiHidden="1" w:unhideWhenUsed="1"/>
-    <w:lsdException w:name="Table Grid 2" w:semiHidden="1" w:unhideWhenUsed="1"/>
-    <w:lsdException w:name="Table Grid 3" w:semiHidden="1" w:unhideWhenUsed="1"/>
-    <w:lsdException w:name="Table Grid 4" w:semiHidden="1" w:unhideWhenUsed="1"/>
-    <w:lsdException w:name="Table Grid 5" w:semiHidden="1" w:unhideWhenUsed="1"/>
-    <w:lsdException w:name="Table Grid 6" w:semiHidden="1" w:unhideWhenUsed="1"/>
-    <w:lsdException w:name="Table Grid 7" w:semiHidden="1" w:unhideWhenUsed="1"/>
-    <w:lsdException w:name="Table Grid 8" w:semiHidden="1" w:unhideWhenUsed="1"/>
-    <w:lsdException w:name="Table List 1" w:semiHidden="1" w:unhideWhenUsed="1"/>
-    <w:lsdException w:name="Table List 2" w:semiHidden="1" w:unhideWhenUsed="1"/>
-    <w:lsdException w:name="Table List 3" w:semiHidden="1" w:unhideWhenUsed="1"/>
-    <w:lsdException w:name="Table List 4" w:semiHidden="1" w:unhideWhenUsed="1"/>
-    <w:lsdException w:name="Table List 5" w:semiHidden="1" w:unhideWhenUsed="1"/>
-    <w:lsdException w:name="Table List 6" w:semiHidden="1" w:unhideWhenUsed="1"/>
-    <w:lsdException w:name="Table List 7" w:semiHidden="1" w:unhideWhenUsed="1"/>
-    <w:lsdException w:name="Table List 8" w:semiHidden="1" w:unhideWhenUsed="1"/>
-    <w:lsdException w:name="Table 3D effects 1" w:semiHidden="1" w:unhideWhenUsed="1"/>
-    <w:lsdException w:name="Table 3D effects 2" w:semiHidden="1" w:unhideWhenUsed="1"/>
-    <w:lsdException w:name="Table 3D effects 3" w:semiHidden="1" w:unhideWhenUsed="1"/>
-    <w:lsdException w:name="Table Contemporary" w:semiHidden="1" w:unhideWhenUsed="1"/>
-    <w:lsdException w:name="Table Elegant" w:semiHidden="1" w:unhideWhenUsed="1"/>
-    <w:lsdException w:name="Table Professional" w:semiHidden="1" w:unhideWhenUsed="1"/>
-    <w:lsdException w:name="Table Subtle 1" w:semiHidden="1" w:unhideWhenUsed="1"/>
-    <w:lsdException w:name="Table Subtle 2" w:semiHidden="1" w:unhideWhenUsed="1"/>
-    <w:lsdException w:name="Table Web 1" w:semiHidden="1" w:unhideWhenUsed="1"/>
-    <w:lsdException w:name="Table Web 2" w:semiHidden="1" w:unhideWhenUsed="1"/>
-    <w:lsdException w:name="Table Web 3" w:semiHidden="1" w:unhideWhenUsed="1"/>
-    <w:lsdException w:name="Balloon Text" w:semiHidden="1" w:unhideWhenUsed="1"/>
-    <w:lsdException w:name="Table Grid" w:uiPriority="39"/>
-    <w:lsdException w:name="Table Theme" w:semiHidden="1" w:unhideWhenUsed="1"/>
-    <w:lsdException w:name="Placeholder Text" w:semiHidden="1"/>
-    <w:lsdException w:name="No Spacing" w:uiPriority="1" w:qFormat="1"/>
-    <w:lsdException w:name="Light Shading" w:uiPriority="60"/>
-    <w:lsdException w:name="Light List" w:uiPriority="61"/>
-    <w:lsdException w:name="Light Grid" w:uiPriority="62"/>
-    <w:lsdException w:name="Medium Shading 1" w:uiPriority="63"/>
-    <w:lsdException w:name="Medium Shading 2" w:uiPriority="64"/>
-    <w:lsdException w:name="Medium List 1" w:uiPriority="65"/>
-    <w:lsdException w:name="Medium List 2" w:uiPriority="66"/>
-    <w:lsdException w:name="Medium Grid 1" w:uiPriority="67"/>
-    <w:lsdException w:name="Medium Grid 2" w:uiPriority="68"/>
-    <w:lsdException w:name="Medium Grid 3" w:uiPriority="69"/>
-    <w:lsdException w:name="Dark List" w:uiPriority="70"/>
-    <w:lsdException w:name="Colorful Shading" w:uiPriority="71"/>
-    <w:lsdException w:name="Colorful List" w:uiPriority="72"/>
-    <w:lsdException w:name="Colorful Grid" w:uiPriority="73"/>
-    <w:lsdException w:name="Light Shading Accent 1" w:uiPriority="60"/>
-    <w:lsdException w:name="Light List Accent 1" w:uiPriority="61"/>
-    <w:lsdException w:name="Light Grid Accent 1" w:uiPriority="62"/>
-    <w:lsdException w:name="Medium Shading 1 Accent 1" w:uiPriority="63"/>
-    <w:lsdException w:name="Medium Shading 2 Accent 1" w:uiPriority="64"/>
-    <w:lsdException w:name="Medium List 1 Accent 1" w:uiPriority="65"/>
-    <w:lsdException w:name="Revision" w:semiHidden="1"/>
-    <w:lsdException w:name="List Paragraph" w:uiPriority="34" w:qFormat="1"/>
-    <w:lsdException w:name="Quote" w:uiPriority="29" w:qFormat="1"/>
-    <w:lsdException w:name="Intense Quote" w:uiPriority="30" w:qFormat="1"/>
-    <w:lsdException w:name="Medium List 2 Accent 1" w:uiPriority="66"/>
-    <w:lsdException w:name="Medium Grid 1 Accent 1" w:uiPriority="67"/>
-    <w:lsdException w:name="Medium Grid 2 Accent 1" w:uiPriority="68"/>
-    <w:lsdException w:name="Medium Grid 3 Accent 1" w:uiPriority="69"/>
-    <w:lsdException w:name="Dark List Accent 1" w:uiPriority="70"/>
-    <w:lsdException w:name="Colorful Shading Accent 1" w:uiPriority="71"/>
-    <w:lsdException w:name="Colorful List Accent 1" w:uiPriority="72"/>
-    <w:lsdException w:name="Colorful Grid Accent 1" w:uiPriority="73"/>
-    <w:lsdException w:name="Light Shading Accent 2" w:uiPriority="60"/>
-    <w:lsdException w:name="Light List Accent 2" w:uiPriority="61"/>
-    <w:lsdException w:name="Light Grid Accent 2" w:uiPriority="62"/>
-    <w:lsdException w:name="Medium Shading 1 Accent 2" w:uiPriority="63"/>
-    <w:lsdException w:name="Medium Shading 2 Accent 2" w:uiPriority="64"/>
-    <w:lsdException w:name="Medium List 1 Accent 2" w:uiPriority="65"/>
-    <w:lsdException w:name="Medium List 2 Accent 2" w:uiPriority="66"/>
-    <w:lsdException w:name="Medium Grid 1 Accent 2" w:uiPriority="67"/>
-    <w:lsdException w:name="Medium Grid 2 Accent 2" w:uiPriority="68"/>
-    <w:lsdException w:name="Medium Grid 3 Accent 2" w:uiPriority="69"/>
-    <w:lsdException w:name="Dark List Accent 2" w:uiPriority="70"/>
-    <w:lsdException w:name="Colorful Shading Accent 2" w:uiPriority="71"/>
-    <w:lsdException w:name="Colorful List Accent 2" w:uiPriority="72"/>
-    <w:lsdException w:name="Colorful Grid Accent 2" w:uiPriority="73"/>
-    <w:lsdException w:name="Light Shading Accent 3" w:uiPriority="60"/>
-    <w:lsdException w:name="Light List Accent 3" w:uiPriority="61"/>
-    <w:lsdException w:name="Light Grid Accent 3" w:uiPriority="62"/>
-    <w:lsdException w:name="Medium Shading 1 Accent 3" w:uiPriority="63"/>
-    <w:lsdException w:name="Medium Shading 2 Accent 3" w:uiPriority="64"/>
-    <w:lsdException w:name="Medium List 1 Accent 3" w:uiPriority="65"/>
-    <w:lsdException w:name="Medium List 2 Accent 3" w:uiPriority="66"/>
-    <w:lsdException w:name="Medium Grid 1 Accent 3" w:uiPriority="67"/>
-    <w:lsdException w:name="Medium Grid 2 Accent 3" w:uiPriority="68"/>
-    <w:lsdException w:name="Medium Grid 3 Accent 3" w:uiPriority="69"/>
-    <w:lsdException w:name="Dark List Accent 3" w:uiPriority="70"/>
-    <w:lsdException w:name="Colorful Shading Accent 3" w:uiPriority="71"/>
-    <w:lsdException w:name="Colorful List Accent 3" w:uiPriority="72"/>
-    <w:lsdException w:name="Colorful Grid Accent 3" w:uiPriority="73"/>
-    <w:lsdException w:name="Light Shading Accent 4" w:uiPriority="60"/>
-    <w:lsdException w:name="Light List Accent 4" w:uiPriority="61"/>
-    <w:lsdException w:name="Light Grid Accent 4" w:uiPriority="62"/>
-    <w:lsdException w:name="Medium Shading 1 Accent 4" w:uiPriority="63"/>
-    <w:lsdException w:name="Medium Shading 2 Accent 4" w:uiPriority="64"/>
-    <w:lsdException w:name="Medium List 1 Accent 4" w:uiPriority="65"/>
-    <w:lsdException w:name="Medium List 2 Accent 4" w:uiPriority="66"/>
-    <w:lsdException w:name="Medium Grid 1 Accent 4" w:uiPriority="67"/>
-    <w:lsdException w:name="Medium Grid 2 Accent 4" w:uiPriority="68"/>
-    <w:lsdException w:name="Medium Grid 3 Accent 4" w:uiPriority="69"/>
-    <w:lsdException w:name="Dark List Accent 4" w:uiPriority="70"/>
-    <w:lsdException w:name="Colorful Shading Accent 4" w:uiPriority="71"/>
-    <w:lsdException w:name="Colorful List Accent 4" w:uiPriority="72"/>
-    <w:lsdException w:name="Colorful Grid Accent 4" w:uiPriority="73"/>
-    <w:lsdException w:name="Light Shading Accent 5" w:uiPriority="60"/>
-    <w:lsdException w:name="Light List Accent 5" w:uiPriority="61"/>
-    <w:lsdException w:name="Light Grid Accent 5" w:uiPriority="62"/>
-    <w:lsdException w:name="Medium Shading 1 Accent 5" w:uiPriority="63"/>
-    <w:lsdException w:name="Medium Shading 2 Accent 5" w:uiPriority="64"/>
-    <w:lsdException w:name="Medium List 1 Accent 5" w:uiPriority="65"/>
-    <w:lsdException w:name="Medium List 2 Accent 5" w:uiPriority="66"/>
-    <w:lsdException w:name="Medium Grid 1 Accent 5" w:uiPriority="67"/>
-    <w:lsdException w:name="Medium Grid 2 Accent 5" w:uiPriority="68"/>
-    <w:lsdException w:name="Medium Grid 3 Accent 5" w:uiPriority="69"/>
-    <w:lsdException w:name="Dark List Accent 5" w:uiPriority="70"/>
-    <w:lsdException w:name="Colorful Shading Accent 5" w:uiPriority="71"/>
-    <w:lsdException w:name="Colorful List Accent 5" w:uiPriority="72"/>
-    <w:lsdException w:name="Colorful Grid Accent 5" w:uiPriority="73"/>
-    <w:lsdException w:name="Light Shading Accent 6" w:uiPriority="60"/>
-    <w:lsdException w:name="Light List Accent 6" w:uiPriority="61"/>
-    <w:lsdException w:name="Light Grid Accent 6" w:uiPriority="62"/>
-    <w:lsdException w:name="Medium Shading 1 Accent 6" w:uiPriority="63"/>
-    <w:lsdException w:name="Medium Shading 2 Accent 6" w:uiPriority="64"/>
-    <w:lsdException w:name="Medium List 1 Accent 6" w:uiPriority="65"/>
-    <w:lsdException w:name="Medium List 2 Accent 6" w:uiPriority="66"/>
-    <w:lsdException w:name="Medium Grid 1 Accent 6" w:uiPriority="67"/>
-    <w:lsdException w:name="Medium Grid 2 Accent 6" w:uiPriority="68"/>
-    <w:lsdException w:name="Medium Grid 3 Accent 6" w:uiPriority="69"/>
-    <w:lsdException w:name="Dark List Accent 6" w:uiPriority="70"/>
-    <w:lsdException w:name="Colorful Shading Accent 6" w:uiPriority="71"/>
-    <w:lsdException w:name="Colorful List Accent 6" w:uiPriority="72"/>
-    <w:lsdException w:name="Colorful Grid Accent 6" w:uiPriority="73"/>
-    <w:lsdException w:name="Subtle Emphasis" w:uiPriority="19" w:qFormat="1"/>
-    <w:lsdException w:name="Intense Emphasis" w:uiPriority="21" w:qFormat="1"/>
-    <w:lsdException w:name="Subtle Reference" w:uiPriority="31" w:qFormat="1"/>
-    <w:lsdException w:name="Intense Reference" w:uiPriority="32" w:qFormat="1"/>
-    <w:lsdException w:name="Book Title" w:uiPriority="33" w:qFormat="1"/>
-    <w:lsdException w:name="Bibliography" w:semiHidden="1" w:uiPriority="37" w:unhideWhenUsed="1"/>
-    <w:lsdException w:name="TOC Heading" w:semiHidden="1" w:uiPriority="39" w:unhideWhenUsed="1" w:qFormat="1"/>
-    <w:lsdException w:name="Plain Table 1" w:uiPriority="41"/>
-    <w:lsdException w:name="Plain Table 2" w:uiPriority="42"/>
-    <w:lsdException w:name="Plain Table 3" w:uiPriority="43"/>
-    <w:lsdException w:name="Plain Table 4" w:uiPriority="44"/>
-    <w:lsdException w:name="Plain Table 5" w:uiPriority="45"/>
-    <w:lsdException w:name="Grid Table Light" w:uiPriority="40"/>
-    <w:lsdException w:name="Grid Table 1 Light" w:uiPriority="46"/>
-    <w:lsdException w:name="Grid Table 2" w:uiPriority="47"/>
-    <w:lsdException w:name="Grid Table 3" w:uiPriority="48"/>
-    <w:lsdException w:name="Grid Table 4" w:uiPriority="49"/>
-    <w:lsdException w:name="Grid Table 5 Dark" w:uiPriority="50"/>
-    <w:lsdException w:name="Grid Table 6 Colorful" w:uiPriority="51"/>
-    <w:lsdException w:name="Grid Table 7 Colorful" w:uiPriority="52"/>
-    <w:lsdException w:name="Grid Table 1 Light Accent 1" w:uiPriority="46"/>
-    <w:lsdException w:name="Grid Table 2 Accent 1" w:uiPriority="47"/>
-    <w:lsdException w:name="Grid Table 3 Accent 1" w:uiPriority="48"/>
-    <w:lsdException w:name="Grid Table 4 Accent 1" w:uiPriority="49"/>
-    <w:lsdException w:name="Grid Table 5 Dark Accent 1" w:uiPriority="50"/>
-    <w:lsdException w:name="Grid Table 6 Colorful Accent 1" w:uiPriority="51"/>
-    <w:lsdException w:name="Grid Table 7 Colorful Accent 1" w:uiPriority="52"/>
-    <w:lsdException w:name="Grid Table 1 Light Accent 2" w:uiPriority="46"/>
-    <w:lsdException w:name="Grid Table 2 Accent 2" w:uiPriority="47"/>
-    <w:lsdException w:name="Grid Table 3 Accent 2" w:uiPriority="48"/>
-    <w:lsdException w:name="Grid Table 4 Accent 2" w:uiPriority="49"/>
-    <w:lsdException w:name="Grid Table 5 Dark Accent 2" w:uiPriority="50"/>
-    <w:lsdException w:name="Grid Table 6 Colorful Accent 2" w:uiPriority="51"/>
-    <w:lsdException w:name="Grid Table 7 Colorful Accent 2" w:uiPriority="52"/>
-    <w:lsdException w:name="Grid Table 1 Light Accent 3" w:uiPriority="46"/>
-    <w:lsdException w:name="Grid Table 2 Accent 3" w:uiPriority="47"/>
-    <w:lsdException w:name="Grid Table 3 Accent 3" w:uiPriority="48"/>
-    <w:lsdException w:name="Grid Table 4 Accent 3" w:uiPriority="49"/>
-    <w:lsdException w:name="Grid Table 5 Dark Accent 3" w:uiPriority="50"/>
-    <w:lsdException w:name="Grid Table 6 Colorful Accent 3" w:uiPriority="51"/>
-    <w:lsdException w:name="Grid Table 7 Colorful Accent 3" w:uiPriority="52"/>
-    <w:lsdException w:name="Grid Table 1 Light Accent 4" w:uiPriority="46"/>
-    <w:lsdException w:name="Grid Table 2 Accent 4" w:uiPriority="47"/>
-    <w:lsdException w:name="Grid Table 3 Accent 4" w:uiPriority="48"/>
-    <w:lsdException w:name="Grid Table 4 Accent 4" w:uiPriority="49"/>
-    <w:lsdException w:name="Grid Table 5 Dark Accent 4" w:uiPriority="50"/>
-    <w:lsdException w:name="Grid Table 6 Colorful Accent 4" w:uiPriority="51"/>
-    <w:lsdException w:name="Grid Table 7 Colorful Accent 4" w:uiPriority="52"/>
-    <w:lsdException w:name="Grid Table 1 Light Accent 5" w:uiPriority="46"/>
-    <w:lsdException w:name="Grid Table 2 Accent 5" w:uiPriority="47"/>
-    <w:lsdException w:name="Grid Table 3 Accent 5" w:uiPriority="48"/>
-    <w:lsdException w:name="Grid Table 4 Accent 5" w:uiPriority="49"/>
-    <w:lsdException w:name="Grid Table 5 Dark Accent 5" w:uiPriority="50"/>
-    <w:lsdException w:name="Grid Table 6 Colorful Accent 5" w:uiPriority="51"/>
-    <w:lsdException w:name="Grid Table 7 Colorful Accent 5" w:uiPriority="52"/>
-    <w:lsdException w:name="Grid Table 1 Light Accent 6" w:uiPriority="46"/>
-    <w:lsdException w:name="Grid Table 2 Accent 6" w:uiPriority="47"/>
-    <w:lsdException w:name="Grid Table 3 Accent 6" w:uiPriority="48"/>
-    <w:lsdException w:name="Grid Table 4 Accent 6" w:uiPriority="49"/>
-    <w:lsdException w:name="Grid Table 5 Dark Accent 6" w:uiPriority="50"/>
-    <w:lsdException w:name="Grid Table 6 Colorful Accent 6" w:uiPriority="51"/>
-    <w:lsdException w:name="Grid Table 7 Colorful Accent 6" w:uiPriority="52"/>
-    <w:lsdException w:name="List Table 1 Light" w:uiPriority="46"/>
-    <w:lsdException w:name="List Table 2" w:uiPriority="47"/>
-    <w:lsdException w:name="List Table 3" w:uiPriority="48"/>
-    <w:lsdException w:name="List Table 4" w:uiPriority="49"/>
-    <w:lsdException w:name="List Table 5 Dark" w:uiPriority="50"/>
-    <w:lsdException w:name="List Table 6 Colorful" w:uiPriority="51"/>
-    <w:lsdException w:name="List Table 7 Colorful" w:uiPriority="52"/>
-    <w:lsdException w:name="List Table 1 Light Accent 1" w:uiPriority="46"/>
-    <w:lsdException w:name="List Table 2 Accent 1" w:uiPriority="47"/>
-    <w:lsdException w:name="List Table 3 Accent 1" w:uiPriority="48"/>
-    <w:lsdException w:name="List Table 4 Accent 1" w:uiPriority="49"/>
-    <w:lsdException w:name="List Table 5 Dark Accent 1" w:uiPriority="50"/>
-    <w:lsdException w:name="List Table 6 Colorful Accent 1" w:uiPriority="51"/>
-    <w:lsdException w:name="List Table 7 Colorful Accent 1" w:uiPriority="52"/>
-    <w:lsdException w:name="List Table 1 Light Accent 2" w:uiPriority="46"/>
-    <w:lsdException w:name="List Table 2 Accent 2" w:uiPriority="47"/>
-    <w:lsdException w:name="List Table 3 Accent 2" w:uiPriority="48"/>
-    <w:lsdException w:name="List Table 4 Accent 2" w:uiPriority="49"/>
-    <w:lsdException w:name="List Table 5 Dark Accent 2" w:uiPriority="50"/>
-    <w:lsdException w:name="List Table 6 Colorful Accent 2" w:uiPriority="51"/>
-    <w:lsdException w:name="List Table 7 Colorful Accent 2" w:uiPriority="52"/>
-    <w:lsdException w:name="List Table 1 Light Accent 3" w:uiPriority="46"/>
-    <w:lsdException w:name="List Table 2 Accent 3" w:uiPriority="47"/>
-    <w:lsdException w:name="List Table 3 Accent 3" w:uiPriority="48"/>
-    <w:lsdException w:name="List Table 4 Accent 3" w:uiPriority="49"/>
-    <w:lsdException w:name="List Table 5 Dark Accent 3" w:uiPriority="50"/>
-    <w:lsdException w:name="List Table 6 Colorful Accent 3" w:uiPriority="51"/>
-    <w:lsdException w:name="List Table 7 Colorful Accent 3" w:uiPriority="52"/>
-    <w:lsdException w:name="List Table 1 Light Accent 4" w:uiPriority="46"/>
-    <w:lsdException w:name="List Table 2 Accent 4" w:uiPriority="47"/>
-    <w:lsdException w:name="List Table 3 Accent 4" w:uiPriority="48"/>
-    <w:lsdException w:name="List Table 4 Accent 4" w:uiPriority="49"/>
-    <w:lsdException w:name="List Table 5 Dark Accent 4" w:uiPriority="50"/>
-    <w:lsdException w:name="List Table 6 Colorful Accent 4" w:uiPriority="51"/>
-    <w:lsdException w:name="List Table 7 Colorful Accent 4" w:uiPriority="52"/>
-    <w:lsdException w:name="List Table 1 Light Accent 5" w:uiPriority="46"/>
-    <w:lsdException w:name="List Table 2 Accent 5" w:uiPriority="47"/>
-    <w:lsdException w:name="List Table 3 Accent 5" w:uiPriority="48"/>
-    <w:lsdException w:name="List Table 4 Accent 5" w:uiPriority="49"/>
-    <w:lsdException w:name="List Table 5 Dark Accent 5" w:uiPriority="50"/>
-    <w:lsdException w:name="List Table 6 Colorful Accent 5" w:uiPriority="51"/>
-    <w:lsdException w:name="List Table 7 Colorful Accent 5" w:uiPriority="52"/>
-    <w:lsdException w:name="List Table 1 Light Accent 6" w:uiPriority="46"/>
-    <w:lsdException w:name="List Table 2 Accent 6" w:uiPriority="47"/>
-    <w:lsdException w:name="List Table 3 Accent 6" w:uiPriority="48"/>
-    <w:lsdException w:name="List Table 4 Accent 6" w:uiPriority="49"/>
-    <w:lsdException w:name="List Table 5 Dark Accent 6" w:uiPriority="50"/>
-    <w:lsdException w:name="List Table 6 Colorful Accent 6" w:uiPriority="51"/>
-    <w:lsdException w:name="List Table 7 Colorful Accent 6" w:uiPriority="52"/>
-    <w:lsdException w:name="Mention" w:semiHidden="1" w:unhideWhenUsed="1"/>
-    <w:lsdException w:name="Smart Hyperlink" w:semiHidden="1" w:unhideWhenUsed="1"/>
-    <w:lsdException w:name="Hashtag" w:semiHidden="1" w:unhideWhenUsed="1"/>
-    <w:lsdException w:name="Unresolved Mention" w:semiHidden="1" w:unhideWhenUsed="1"/>
-    <w:lsdException w:name="Smart Link" w:semiHidden="1" w:unhideWhenUsed="1"/>
+  <w:latentStyles w:count="260" w:defQFormat="0" w:defUnhideWhenUsed="1" w:defSemiHidden="1" w:defUIPriority="99" w:defLockedState="0">
+    <w:lsdException w:qFormat="1" w:unhideWhenUsed="0" w:uiPriority="0" w:semiHidden="0" w:name="Normal"/>
+    <w:lsdException w:qFormat="1" w:unhideWhenUsed="0" w:uiPriority="9" w:semiHidden="0" w:name="heading 1"/>
+    <w:lsdException w:qFormat="1" w:uiPriority="9" w:name="heading 2"/>
+    <w:lsdException w:qFormat="1" w:uiPriority="9" w:name="heading 3"/>
+    <w:lsdException w:qFormat="1" w:uiPriority="9" w:name="heading 4"/>
+    <w:lsdException w:qFormat="1" w:uiPriority="9" w:name="heading 5"/>
+    <w:lsdException w:qFormat="1" w:uiPriority="9" w:name="heading 6"/>
+    <w:lsdException w:qFormat="1" w:uiPriority="9" w:name="heading 7"/>
+    <w:lsdException w:qFormat="1" w:uiPriority="9" w:name="heading 8"/>
+    <w:lsdException w:qFormat="1" w:uiPriority="9" w:name="heading 9"/>
+    <w:lsdException w:uiPriority="99" w:name="index 1"/>
+    <w:lsdException w:uiPriority="99" w:name="index 2"/>
+    <w:lsdException w:uiPriority="99" w:name="index 3"/>
+    <w:lsdException w:uiPriority="99" w:name="index 4"/>
+    <w:lsdException w:uiPriority="99" w:name="index 5"/>
+    <w:lsdException w:uiPriority="99" w:name="index 6"/>
+    <w:lsdException w:uiPriority="99" w:name="index 7"/>
+    <w:lsdException w:uiPriority="99" w:name="index 8"/>
+    <w:lsdException w:uiPriority="99" w:name="index 9"/>
+    <w:lsdException w:uiPriority="39" w:name="toc 1"/>
+    <w:lsdException w:uiPriority="39" w:name="toc 2"/>
+    <w:lsdException w:uiPriority="39" w:name="toc 3"/>
+    <w:lsdException w:uiPriority="39" w:name="toc 4"/>
+    <w:lsdException w:uiPriority="39" w:name="toc 5"/>
+    <w:lsdException w:uiPriority="39" w:name="toc 6"/>
+    <w:lsdException w:uiPriority="39" w:name="toc 7"/>
+    <w:lsdException w:uiPriority="39" w:name="toc 8"/>
+    <w:lsdException w:uiPriority="39" w:name="toc 9"/>
+    <w:lsdException w:uiPriority="99" w:name="Normal Indent"/>
+    <w:lsdException w:uiPriority="99" w:name="footnote text"/>
+    <w:lsdException w:uiPriority="99" w:name="annotation text"/>
+    <w:lsdException w:uiPriority="99" w:semiHidden="0" w:name="header"/>
+    <w:lsdException w:uiPriority="99" w:semiHidden="0" w:name="footer"/>
+    <w:lsdException w:uiPriority="99" w:name="index heading"/>
+    <w:lsdException w:qFormat="1" w:uiPriority="35" w:name="caption"/>
+    <w:lsdException w:uiPriority="99" w:name="table of figures"/>
+    <w:lsdException w:uiPriority="99" w:name="envelope address"/>
+    <w:lsdException w:uiPriority="99" w:name="envelope return"/>
+    <w:lsdException w:uiPriority="99" w:name="footnote reference"/>
+    <w:lsdException w:uiPriority="99" w:name="annotation reference"/>
+    <w:lsdException w:uiPriority="99" w:name="line number"/>
+    <w:lsdException w:uiPriority="99" w:name="page number"/>
+    <w:lsdException w:uiPriority="99" w:name="endnote reference"/>
+    <w:lsdException w:uiPriority="99" w:name="endnote text"/>
+    <w:lsdException w:uiPriority="99" w:name="table of authorities"/>
+    <w:lsdException w:uiPriority="99" w:name="macro"/>
+    <w:lsdException w:uiPriority="99" w:name="toa heading"/>
+    <w:lsdException w:uiPriority="99" w:name="List"/>
+    <w:lsdException w:uiPriority="99" w:name="List Bullet"/>
+    <w:lsdException w:uiPriority="99" w:name="List Number"/>
+    <w:lsdException w:uiPriority="99" w:name="List 2"/>
+    <w:lsdException w:uiPriority="99" w:name="List 3"/>
+    <w:lsdException w:uiPriority="99" w:name="List 4"/>
+    <w:lsdException w:uiPriority="99" w:name="List 5"/>
+    <w:lsdException w:uiPriority="99" w:name="List Bullet 2"/>
+    <w:lsdException w:uiPriority="99" w:name="List Bullet 3"/>
+    <w:lsdException w:uiPriority="99" w:name="List Bullet 4"/>
+    <w:lsdException w:uiPriority="99" w:name="List Bullet 5"/>
+    <w:lsdException w:uiPriority="99" w:name="List Number 2"/>
+    <w:lsdException w:uiPriority="99" w:name="List Number 3"/>
+    <w:lsdException w:uiPriority="99" w:name="List Number 4"/>
+    <w:lsdException w:uiPriority="99" w:name="List Number 5"/>
+    <w:lsdException w:qFormat="1" w:unhideWhenUsed="0" w:uiPriority="10" w:semiHidden="0" w:name="Title"/>
+    <w:lsdException w:uiPriority="99" w:name="Closing"/>
+    <w:lsdException w:uiPriority="99" w:name="Signature"/>
+    <w:lsdException w:uiPriority="1" w:name="Default Paragraph Font"/>
+    <w:lsdException w:uiPriority="99" w:name="Body Text"/>
+    <w:lsdException w:uiPriority="99" w:name="Body Text Indent"/>
+    <w:lsdException w:uiPriority="99" w:name="List Continue"/>
+    <w:lsdException w:uiPriority="99" w:name="List Continue 2"/>
+    <w:lsdException w:uiPriority="99" w:name="List Continue 3"/>
+    <w:lsdException w:uiPriority="99" w:name="List Continue 4"/>
+    <w:lsdException w:uiPriority="99" w:name="List Continue 5"/>
+    <w:lsdException w:uiPriority="99" w:name="Message Header"/>
+    <w:lsdException w:qFormat="1" w:unhideWhenUsed="0" w:uiPriority="11" w:semiHidden="0" w:name="Subtitle"/>
+    <w:lsdException w:uiPriority="99" w:name="Salutation"/>
+    <w:lsdException w:uiPriority="99" w:name="Date"/>
+    <w:lsdException w:uiPriority="99" w:name="Body Text First Indent"/>
+    <w:lsdException w:uiPriority="99" w:name="Body Text First Indent 2"/>
+    <w:lsdException w:uiPriority="99" w:name="Note Heading"/>
+    <w:lsdException w:uiPriority="99" w:name="Body Text 2"/>
+    <w:lsdException w:uiPriority="99" w:name="Body Text 3"/>
+    <w:lsdException w:uiPriority="99" w:name="Body Text Indent 2"/>
+    <w:lsdException w:uiPriority="99" w:name="Body Text Indent 3"/>
+    <w:lsdException w:uiPriority="99" w:name="Block Text"/>
+    <w:lsdException w:uiPriority="99" w:name="Hyperlink"/>
+    <w:lsdException w:uiPriority="99" w:name="FollowedHyperlink"/>
+    <w:lsdException w:qFormat="1" w:unhideWhenUsed="0" w:uiPriority="22" w:semiHidden="0" w:name="Strong"/>
+    <w:lsdException w:qFormat="1" w:unhideWhenUsed="0" w:uiPriority="20" w:semiHidden="0" w:name="Emphasis"/>
+    <w:lsdException w:uiPriority="99" w:name="Document Map"/>
+    <w:lsdException w:uiPriority="99" w:name="Plain Text"/>
+    <w:lsdException w:uiPriority="99" w:name="E-mail Signature"/>
+    <w:lsdException w:uiPriority="99" w:name="Normal (Web)"/>
+    <w:lsdException w:uiPriority="99" w:name="HTML Acronym"/>
+    <w:lsdException w:uiPriority="99" w:name="HTML Address"/>
+    <w:lsdException w:uiPriority="99" w:name="HTML Cite"/>
+    <w:lsdException w:uiPriority="99" w:name="HTML Code"/>
+    <w:lsdException w:uiPriority="99" w:name="HTML Definition"/>
+    <w:lsdException w:uiPriority="99" w:name="HTML Keyboard"/>
+    <w:lsdException w:uiPriority="99" w:name="HTML Preformatted"/>
+    <w:lsdException w:uiPriority="99" w:name="HTML Sample"/>
+    <w:lsdException w:uiPriority="99" w:name="HTML Typewriter"/>
+    <w:lsdException w:uiPriority="99" w:name="HTML Variable"/>
+    <w:lsdException w:uiPriority="99" w:name="Normal Table"/>
+    <w:lsdException w:uiPriority="99" w:name="annotation subject"/>
+    <w:lsdException w:uiPriority="99" w:name="Table Simple 1"/>
+    <w:lsdException w:uiPriority="99" w:name="Table Simple 2"/>
+    <w:lsdException w:uiPriority="99" w:name="Table Simple 3"/>
+    <w:lsdException w:uiPriority="99" w:name="Table Classic 1"/>
+    <w:lsdException w:uiPriority="99" w:name="Table Classic 2"/>
+    <w:lsdException w:uiPriority="99" w:name="Table Classic 3"/>
+    <w:lsdException w:uiPriority="99" w:name="Table Classic 4"/>
+    <w:lsdException w:uiPriority="99" w:name="Table Colorful 1"/>
+    <w:lsdException w:uiPriority="99" w:name="Table Colorful 2"/>
+    <w:lsdException w:uiPriority="99" w:name="Table Colorful 3"/>
+    <w:lsdException w:uiPriority="99" w:name="Table Columns 1"/>
+    <w:lsdException w:uiPriority="99" w:name="Table Columns 2"/>
+    <w:lsdException w:uiPriority="99" w:name="Table Columns 3"/>
+    <w:lsdException w:uiPriority="99" w:name="Table Columns 4"/>
+    <w:lsdException w:uiPriority="99" w:name="Table Columns 5"/>
+    <w:lsdException w:uiPriority="99" w:name="Table Grid 1"/>
+    <w:lsdException w:uiPriority="99" w:name="Table Grid 2"/>
+    <w:lsdException w:uiPriority="99" w:name="Table Grid 3"/>
+    <w:lsdException w:uiPriority="99" w:name="Table Grid 4"/>
+    <w:lsdException w:uiPriority="99" w:name="Table Grid 5"/>
+    <w:lsdException w:uiPriority="99" w:name="Table Grid 6"/>
+    <w:lsdException w:uiPriority="99" w:name="Table Grid 7"/>
+    <w:lsdException w:uiPriority="99" w:name="Table Grid 8"/>
+    <w:lsdException w:uiPriority="99" w:name="Table List 1"/>
+    <w:lsdException w:uiPriority="99" w:name="Table List 2"/>
+    <w:lsdException w:uiPriority="99" w:name="Table List 3"/>
+    <w:lsdException w:uiPriority="99" w:name="Table List 4"/>
+    <w:lsdException w:uiPriority="99" w:name="Table List 5"/>
+    <w:lsdException w:uiPriority="99" w:name="Table List 6"/>
+    <w:lsdException w:uiPriority="99" w:name="Table List 7"/>
+    <w:lsdException w:uiPriority="99" w:name="Table List 8"/>
+    <w:lsdException w:uiPriority="99" w:name="Table 3D effects 1"/>
+    <w:lsdException w:uiPriority="99" w:name="Table 3D effects 2"/>
+    <w:lsdException w:uiPriority="99" w:name="Table 3D effects 3"/>
+    <w:lsdException w:uiPriority="99" w:name="Table Contemporary"/>
+    <w:lsdException w:uiPriority="99" w:name="Table Elegant"/>
+    <w:lsdException w:uiPriority="99" w:name="Table Professional"/>
+    <w:lsdException w:uiPriority="99" w:name="Table Subtle 1"/>
+    <w:lsdException w:uiPriority="99" w:name="Table Subtle 2"/>
+    <w:lsdException w:uiPriority="99" w:name="Table Web 1"/>
+    <w:lsdException w:uiPriority="99" w:name="Table Web 2"/>
+    <w:lsdException w:uiPriority="99" w:name="Table Web 3"/>
+    <w:lsdException w:uiPriority="99" w:name="Balloon Text"/>
+    <w:lsdException w:unhideWhenUsed="0" w:uiPriority="39" w:semiHidden="0" w:name="Table Grid"/>
+    <w:lsdException w:uiPriority="99" w:name="Table Theme"/>
+    <w:lsdException w:qFormat="1" w:unhideWhenUsed="0" w:uiPriority="1" w:semiHidden="0" w:name="No Spacing"/>
+    <w:lsdException w:qFormat="1" w:unhideWhenUsed="0" w:uiPriority="34" w:semiHidden="0" w:name="List Paragraph"/>
   </w:latentStyles>
-  <w:style w:type="paragraph" w:default="1" w:styleId="Normal">
+  <w:style w:type="paragraph" w:default="1" w:styleId="1">
     <w:name w:val="Normal"/>
     <w:qFormat/>
+    <w:uiPriority w:val="0"/>
+    <w:pPr>
+      <w:spacing w:after="160" w:line="259" w:lineRule="auto"/>
+    </w:pPr>
+    <w:rPr>
+      <w:rFonts w:asciiTheme="minorHAnsi" w:hAnsiTheme="minorHAnsi" w:eastAsiaTheme="minorHAnsi" w:cstheme="minorBidi"/>
+      <w:sz w:val="22"/>
+      <w:szCs w:val="22"/>
+      <w:lang w:val="es-AR" w:eastAsia="en-US" w:bidi="ar-SA"/>
+    </w:rPr>
   </w:style>
-  <w:style w:type="character" w:default="1" w:styleId="Fuentedeprrafopredeter">
+  <w:style w:type="character" w:default="1" w:styleId="2">
     <w:name w:val="Default Paragraph Font"/>
-    <w:uiPriority w:val="1"/>
     <w:semiHidden/>
     <w:unhideWhenUsed/>
+    <w:uiPriority w:val="1"/>
   </w:style>
-  <w:style w:type="table" w:default="1" w:styleId="Tablanormal">
+  <w:style w:type="table" w:default="1" w:styleId="3">
     <w:name w:val="Normal Table"/>
-    <w:uiPriority w:val="99"/>
     <w:semiHidden/>
     <w:unhideWhenUsed/>
+    <w:uiPriority w:val="99"/>
     <w:tblPr>
-      <w:tblInd w:w="0" w:type="dxa"/>
       <w:tblCellMar>
         <w:top w:w="0" w:type="dxa"/>
         <w:left w:w="108" w:type="dxa"/>
@@ -2021,36 +1807,12 @@
       </w:tblCellMar>
     </w:tblPr>
   </w:style>
-  <w:style w:type="numbering" w:default="1" w:styleId="Sinlista">
-    <w:name w:val="No List"/>
+  <w:style w:type="paragraph" w:styleId="4">
+    <w:name w:val="header"/>
+    <w:basedOn w:val="1"/>
+    <w:link w:val="7"/>
+    <w:unhideWhenUsed/>
     <w:uiPriority w:val="99"/>
-    <w:semiHidden/>
-    <w:unhideWhenUsed/>
-  </w:style>
-  <w:style w:type="paragraph" w:styleId="NormalWeb">
-    <w:name w:val="Normal (Web)"/>
-    <w:basedOn w:val="Normal"/>
-    <w:uiPriority w:val="99"/>
-    <w:semiHidden/>
-    <w:unhideWhenUsed/>
-    <w:rsid w:val="00DB4C38"/>
-    <w:pPr>
-      <w:spacing w:before="100" w:beforeAutospacing="1" w:after="100" w:afterAutospacing="1" w:line="240" w:lineRule="auto"/>
-    </w:pPr>
-    <w:rPr>
-      <w:rFonts w:ascii="Times New Roman" w:eastAsia="Times New Roman" w:hAnsi="Times New Roman" w:cs="Times New Roman"/>
-      <w:sz w:val="24"/>
-      <w:szCs w:val="24"/>
-      <w:lang w:eastAsia="es-AR"/>
-    </w:rPr>
-  </w:style>
-  <w:style w:type="paragraph" w:styleId="Encabezado">
-    <w:name w:val="header"/>
-    <w:basedOn w:val="Normal"/>
-    <w:link w:val="EncabezadoCar"/>
-    <w:uiPriority w:val="99"/>
-    <w:unhideWhenUsed/>
-    <w:rsid w:val="00DB4C38"/>
     <w:pPr>
       <w:tabs>
         <w:tab w:val="center" w:pos="4252"/>
@@ -2059,20 +1821,28 @@
       <w:spacing w:after="0" w:line="240" w:lineRule="auto"/>
     </w:pPr>
   </w:style>
-  <w:style w:type="character" w:customStyle="1" w:styleId="EncabezadoCar">
-    <w:name w:val="Encabezado Car"/>
-    <w:basedOn w:val="Fuentedeprrafopredeter"/>
-    <w:link w:val="Encabezado"/>
+  <w:style w:type="paragraph" w:styleId="5">
+    <w:name w:val="Normal (Web)"/>
+    <w:basedOn w:val="1"/>
+    <w:semiHidden/>
+    <w:unhideWhenUsed/>
     <w:uiPriority w:val="99"/>
-    <w:rsid w:val="00DB4C38"/>
+    <w:pPr>
+      <w:spacing w:before="100" w:beforeAutospacing="1" w:after="100" w:afterAutospacing="1" w:line="240" w:lineRule="auto"/>
+    </w:pPr>
+    <w:rPr>
+      <w:rFonts w:ascii="Times New Roman" w:hAnsi="Times New Roman" w:eastAsia="Times New Roman" w:cs="Times New Roman"/>
+      <w:sz w:val="24"/>
+      <w:szCs w:val="24"/>
+      <w:lang w:eastAsia="es-AR"/>
+    </w:rPr>
   </w:style>
-  <w:style w:type="paragraph" w:styleId="Piedepgina">
+  <w:style w:type="paragraph" w:styleId="6">
     <w:name w:val="footer"/>
-    <w:basedOn w:val="Normal"/>
-    <w:link w:val="PiedepginaCar"/>
+    <w:basedOn w:val="1"/>
+    <w:link w:val="8"/>
+    <w:unhideWhenUsed/>
     <w:uiPriority w:val="99"/>
-    <w:unhideWhenUsed/>
-    <w:rsid w:val="00DB4C38"/>
     <w:pPr>
       <w:tabs>
         <w:tab w:val="center" w:pos="4252"/>
@@ -2081,44 +1851,49 @@
       <w:spacing w:after="0" w:line="240" w:lineRule="auto"/>
     </w:pPr>
   </w:style>
-  <w:style w:type="character" w:customStyle="1" w:styleId="PiedepginaCar">
+  <w:style w:type="character" w:customStyle="1" w:styleId="7">
+    <w:name w:val="Encabezado Car"/>
+    <w:basedOn w:val="2"/>
+    <w:link w:val="4"/>
+    <w:uiPriority w:val="99"/>
+  </w:style>
+  <w:style w:type="character" w:customStyle="1" w:styleId="8">
     <w:name w:val="Pie de página Car"/>
-    <w:basedOn w:val="Fuentedeprrafopredeter"/>
-    <w:link w:val="Piedepgina"/>
+    <w:basedOn w:val="2"/>
+    <w:link w:val="6"/>
     <w:uiPriority w:val="99"/>
-    <w:rsid w:val="00DB4C38"/>
   </w:style>
-  <w:style w:type="paragraph" w:styleId="Sinespaciado">
+  <w:style w:type="paragraph" w:styleId="9">
     <w:name w:val="No Spacing"/>
-    <w:link w:val="SinespaciadoCar"/>
+    <w:link w:val="10"/>
+    <w:qFormat/>
     <w:uiPriority w:val="1"/>
-    <w:qFormat/>
-    <w:rsid w:val="0008220B"/>
     <w:pPr>
       <w:spacing w:after="0" w:line="240" w:lineRule="auto"/>
     </w:pPr>
+    <w:rPr>
+      <w:rFonts w:asciiTheme="minorHAnsi" w:hAnsiTheme="minorHAnsi" w:eastAsiaTheme="minorEastAsia" w:cstheme="minorBidi"/>
+      <w:sz w:val="22"/>
+      <w:szCs w:val="22"/>
+      <w:lang w:val="es-AR" w:eastAsia="es-AR" w:bidi="ar-SA"/>
+    </w:rPr>
+  </w:style>
+  <w:style w:type="character" w:customStyle="1" w:styleId="10">
+    <w:name w:val="Sin espaciado Car"/>
+    <w:basedOn w:val="2"/>
+    <w:link w:val="9"/>
+    <w:qFormat/>
+    <w:uiPriority w:val="1"/>
     <w:rPr>
       <w:rFonts w:eastAsiaTheme="minorEastAsia"/>
       <w:lang w:eastAsia="es-AR"/>
     </w:rPr>
   </w:style>
-  <w:style w:type="character" w:customStyle="1" w:styleId="SinespaciadoCar">
-    <w:name w:val="Sin espaciado Car"/>
-    <w:basedOn w:val="Fuentedeprrafopredeter"/>
-    <w:link w:val="Sinespaciado"/>
-    <w:uiPriority w:val="1"/>
-    <w:rsid w:val="0008220B"/>
-    <w:rPr>
-      <w:rFonts w:eastAsiaTheme="minorEastAsia"/>
-      <w:lang w:eastAsia="es-AR"/>
-    </w:rPr>
-  </w:style>
-  <w:style w:type="paragraph" w:styleId="Prrafodelista">
+  <w:style w:type="paragraph" w:styleId="11">
     <w:name w:val="List Paragraph"/>
-    <w:basedOn w:val="Normal"/>
+    <w:basedOn w:val="1"/>
+    <w:qFormat/>
     <w:uiPriority w:val="34"/>
-    <w:qFormat/>
-    <w:rsid w:val="00D91CCF"/>
     <w:pPr>
       <w:ind w:left="720"/>
       <w:contextualSpacing/>
@@ -2170,7 +1945,7 @@
     </a:clrScheme>
     <a:fontScheme name="Office">
       <a:majorFont>
-        <a:latin typeface="Calibri Light" panose="020F0302020204030204"/>
+        <a:latin typeface="Calibri Light"/>
         <a:ea typeface=""/>
         <a:cs typeface=""/>
         <a:font script="Jpan" typeface="游ゴシック Light"/>
@@ -2203,26 +1978,9 @@
         <a:font script="Viet" typeface="Times New Roman"/>
         <a:font script="Uigh" typeface="Microsoft Uighur"/>
         <a:font script="Geor" typeface="Sylfaen"/>
-        <a:font script="Armn" typeface="Arial"/>
-        <a:font script="Bugi" typeface="Leelawadee UI"/>
-        <a:font script="Bopo" typeface="Microsoft JhengHei"/>
-        <a:font script="Java" typeface="Javanese Text"/>
-        <a:font script="Lisu" typeface="Segoe UI"/>
-        <a:font script="Mymr" typeface="Myanmar Text"/>
-        <a:font script="Nkoo" typeface="Ebrima"/>
-        <a:font script="Olck" typeface="Nirmala UI"/>
-        <a:font script="Osma" typeface="Ebrima"/>
-        <a:font script="Phag" typeface="Phagspa"/>
-        <a:font script="Syrn" typeface="Estrangelo Edessa"/>
-        <a:font script="Syrj" typeface="Estrangelo Edessa"/>
-        <a:font script="Syre" typeface="Estrangelo Edessa"/>
-        <a:font script="Sora" typeface="Nirmala UI"/>
-        <a:font script="Tale" typeface="Microsoft Tai Le"/>
-        <a:font script="Talu" typeface="Microsoft New Tai Lue"/>
-        <a:font script="Tfng" typeface="Ebrima"/>
       </a:majorFont>
       <a:minorFont>
-        <a:latin typeface="Calibri" panose="020F0502020204030204"/>
+        <a:latin typeface="Calibri"/>
         <a:ea typeface=""/>
         <a:cs typeface=""/>
         <a:font script="Jpan" typeface="游明朝"/>
@@ -2255,23 +2013,6 @@
         <a:font script="Viet" typeface="Arial"/>
         <a:font script="Uigh" typeface="Microsoft Uighur"/>
         <a:font script="Geor" typeface="Sylfaen"/>
-        <a:font script="Armn" typeface="Arial"/>
-        <a:font script="Bugi" typeface="Leelawadee UI"/>
-        <a:font script="Bopo" typeface="Microsoft JhengHei"/>
-        <a:font script="Java" typeface="Javanese Text"/>
-        <a:font script="Lisu" typeface="Segoe UI"/>
-        <a:font script="Mymr" typeface="Myanmar Text"/>
-        <a:font script="Nkoo" typeface="Ebrima"/>
-        <a:font script="Olck" typeface="Nirmala UI"/>
-        <a:font script="Osma" typeface="Ebrima"/>
-        <a:font script="Phag" typeface="Phagspa"/>
-        <a:font script="Syrn" typeface="Estrangelo Edessa"/>
-        <a:font script="Syrj" typeface="Estrangelo Edessa"/>
-        <a:font script="Syre" typeface="Estrangelo Edessa"/>
-        <a:font script="Sora" typeface="Nirmala UI"/>
-        <a:font script="Tale" typeface="Microsoft Tai Le"/>
-        <a:font script="Talu" typeface="Microsoft New Tai Lue"/>
-        <a:font script="Tfng" typeface="Ebrima"/>
       </a:minorFont>
     </a:fontScheme>
     <a:fmtScheme name="Office">
@@ -2413,16 +2154,19 @@
     </a:fmtScheme>
   </a:themeElements>
   <a:objectDefaults/>
-  <a:extraClrSchemeLst/>
-  <a:extLst>
-    <a:ext uri="{05A4C25C-085E-4340-85A3-A5531E510DB2}">
-      <thm15:themeFamily xmlns:thm15="http://schemas.microsoft.com/office/thememl/2012/main" name="Office Theme" id="{62F939B6-93AF-4DB8-9C6B-D6C7DFDC589F}" vid="{4A3C46E8-61CC-4603-A589-7422A47A8E4A}"/>
-    </a:ext>
-  </a:extLst>
 </a:theme>
 </file>
 
 <file path=customXml/item1.xml><?xml version="1.0" encoding="utf-8"?>
+<s:customData xmlns="http://www.wps.cn/officeDocument/2013/wpsCustomData" xmlns:s="http://www.wps.cn/officeDocument/2013/wpsCustomData">
+  <customSectProps/>
+  <customShpExts>
+    <customShpInfo spid="_x0000_s1026" textRotate="1"/>
+  </customShpExts>
+</s:customData>
+</file>
+
+<file path=customXml/item2.xml><?xml version="1.0" encoding="utf-8"?>
 <CoverPageProperties xmlns="http://schemas.microsoft.com/office/2006/coverPageProps">
   <PublishDate/>
   <Abstract>Santiago Ramírez y Thiago Buttarelli</Abstract>
@@ -2434,9 +2178,15 @@
 </file>
 
 <file path=customXml/itemProps1.xml><?xml version="1.0" encoding="utf-8"?>
-<ds:datastoreItem xmlns:ds="http://schemas.openxmlformats.org/officeDocument/2006/customXml" ds:itemID="{55AF091B-3C7A-41E3-B477-F2FDAA23CFDA}">
+<ds:datastoreItem xmlns:ds="http://schemas.openxmlformats.org/officeDocument/2006/customXml" ds:itemID="{B1977F7D-205B-4081-913C-38D41E755F92}">
   <ds:schemaRefs>
-    <ds:schemaRef ds:uri="http://schemas.microsoft.com/office/2006/coverPageProps"/>
+    <ds:schemaRef ds:uri="http://www.wps.cn/officeDocument/2013/wpsCustomData"/>
   </ds:schemaRefs>
 </ds:datastoreItem>
+</file>
+
+<file path=customXml/itemProps2.xml><?xml version="1.0" encoding="utf-8"?>
+<ds:datastoreItem xmlns:ds="http://schemas.openxmlformats.org/officeDocument/2006/customXml" ds:itemID="{55AF091B-3C7A-41E3-B477-F2FDAA23CFDA}">
+  <ds:schemaRefs/>
+</ds:datastoreItem>
 </file>
--- a/Actividades/tp1 - copia.docx
+++ b/Actividades/tp1 - copia.docx
@@ -6,7 +6,7 @@
       <w:sdtPr>
         <w:id w:val="1967857758"/>
         <w:docPartObj>
-          <w:docPartGallery w:val="AutoText"/>
+          <w:docPartGallery w:val="autotext"/>
         </w:docPartObj>
       </w:sdtPr>
       <w:sdtEndPr>
@@ -1225,14 +1225,14 @@
         <w:jc w:val="both"/>
         <w:textAlignment w:val="baseline"/>
         <w:rPr>
-          <w:rFonts w:hint="default" w:ascii="Jokerman" w:hAnsi="Jokerman" w:eastAsia="Times New Roman" w:cs="Jokerman"/>
+          <w:rFonts w:hint="default" w:ascii="Verdana" w:hAnsi="Verdana" w:eastAsia="Times New Roman" w:cs="Verdana"/>
           <w:color w:val="000000"/>
           <w:lang w:eastAsia="es-AR"/>
         </w:rPr>
       </w:pPr>
       <w:r>
         <w:rPr>
-          <w:rFonts w:hint="default" w:ascii="Jokerman" w:hAnsi="Jokerman" w:eastAsia="Times New Roman" w:cs="Jokerman"/>
+          <w:rFonts w:hint="default" w:ascii="Verdana" w:hAnsi="Verdana" w:eastAsia="Times New Roman" w:cs="Verdana"/>
           <w:color w:val="000000"/>
           <w:lang w:eastAsia="es-AR"/>
         </w:rPr>
@@ -1249,14 +1249,14 @@
         <w:jc w:val="both"/>
         <w:textAlignment w:val="baseline"/>
         <w:rPr>
-          <w:rFonts w:hint="default" w:ascii="Jokerman" w:hAnsi="Jokerman" w:eastAsia="Times New Roman" w:cs="Jokerman"/>
+          <w:rFonts w:hint="default" w:ascii="Verdana" w:hAnsi="Verdana" w:eastAsia="Times New Roman" w:cs="Verdana"/>
           <w:color w:val="000000"/>
           <w:lang w:eastAsia="es-AR"/>
         </w:rPr>
       </w:pPr>
       <w:r>
         <w:rPr>
-          <w:rFonts w:hint="default" w:ascii="Jokerman" w:hAnsi="Jokerman" w:eastAsia="Times New Roman" w:cs="Jokerman"/>
+          <w:rFonts w:hint="default" w:ascii="Verdana" w:hAnsi="Verdana" w:eastAsia="Times New Roman" w:cs="Verdana"/>
           <w:color w:val="000000"/>
           <w:lang w:eastAsia="es-AR"/>
         </w:rPr>
@@ -1273,14 +1273,14 @@
         <w:jc w:val="both"/>
         <w:textAlignment w:val="baseline"/>
         <w:rPr>
-          <w:rFonts w:hint="default" w:ascii="Jokerman" w:hAnsi="Jokerman" w:eastAsia="Times New Roman" w:cs="Jokerman"/>
+          <w:rFonts w:hint="default" w:ascii="Verdana" w:hAnsi="Verdana" w:eastAsia="Times New Roman" w:cs="Verdana"/>
           <w:color w:val="000000"/>
           <w:lang w:eastAsia="es-AR"/>
         </w:rPr>
       </w:pPr>
       <w:r>
         <w:rPr>
-          <w:rFonts w:hint="default" w:ascii="Jokerman" w:hAnsi="Jokerman" w:eastAsia="Times New Roman" w:cs="Jokerman"/>
+          <w:rFonts w:hint="default" w:ascii="Verdana" w:hAnsi="Verdana" w:eastAsia="Times New Roman" w:cs="Verdana"/>
           <w:color w:val="000000"/>
           <w:lang w:eastAsia="es-AR"/>
         </w:rPr>
@@ -1288,6 +1288,11 @@
       </w:r>
     </w:p>
     <w:p>
+      <w:pPr>
+        <w:rPr>
+          <w:rFonts w:hint="default" w:ascii="Verdana" w:hAnsi="Verdana" w:cs="Verdana"/>
+        </w:rPr>
+      </w:pPr>
       <w:bookmarkStart w:id="0" w:name="_GoBack"/>
       <w:bookmarkEnd w:id="0"/>
     </w:p>
@@ -1652,7 +1657,7 @@
     <w:lsdException w:uiPriority="99" w:name="footnote text"/>
     <w:lsdException w:uiPriority="99" w:name="annotation text"/>
     <w:lsdException w:uiPriority="99" w:semiHidden="0" w:name="header"/>
-    <w:lsdException w:uiPriority="99" w:semiHidden="0" w:name="footer"/>
+    <w:lsdException w:qFormat="1" w:uiPriority="99" w:semiHidden="0" w:name="footer"/>
     <w:lsdException w:uiPriority="99" w:name="index heading"/>
     <w:lsdException w:qFormat="1" w:uiPriority="35" w:name="caption"/>
     <w:lsdException w:uiPriority="99" w:name="table of figures"/>
@@ -1685,7 +1690,7 @@
     <w:lsdException w:qFormat="1" w:unhideWhenUsed="0" w:uiPriority="10" w:semiHidden="0" w:name="Title"/>
     <w:lsdException w:uiPriority="99" w:name="Closing"/>
     <w:lsdException w:uiPriority="99" w:name="Signature"/>
-    <w:lsdException w:uiPriority="1" w:name="Default Paragraph Font"/>
+    <w:lsdException w:qFormat="1" w:uiPriority="1" w:name="Default Paragraph Font"/>
     <w:lsdException w:uiPriority="99" w:name="Body Text"/>
     <w:lsdException w:uiPriority="99" w:name="Body Text Indent"/>
     <w:lsdException w:uiPriority="99" w:name="List Continue"/>
@@ -1723,7 +1728,7 @@
     <w:lsdException w:uiPriority="99" w:name="HTML Sample"/>
     <w:lsdException w:uiPriority="99" w:name="HTML Typewriter"/>
     <w:lsdException w:uiPriority="99" w:name="HTML Variable"/>
-    <w:lsdException w:uiPriority="99" w:name="Normal Table"/>
+    <w:lsdException w:qFormat="1" w:uiPriority="99" w:name="Normal Table"/>
     <w:lsdException w:uiPriority="99" w:name="annotation subject"/>
     <w:lsdException w:uiPriority="99" w:name="Table Simple 1"/>
     <w:lsdException w:uiPriority="99" w:name="Table Simple 2"/>
@@ -1791,12 +1796,14 @@
     <w:name w:val="Default Paragraph Font"/>
     <w:semiHidden/>
     <w:unhideWhenUsed/>
+    <w:qFormat/>
     <w:uiPriority w:val="1"/>
   </w:style>
   <w:style w:type="table" w:default="1" w:styleId="3">
     <w:name w:val="Normal Table"/>
     <w:semiHidden/>
     <w:unhideWhenUsed/>
+    <w:qFormat/>
     <w:uiPriority w:val="99"/>
     <w:tblPr>
       <w:tblCellMar>
@@ -1842,6 +1849,7 @@
     <w:basedOn w:val="1"/>
     <w:link w:val="8"/>
     <w:unhideWhenUsed/>
+    <w:qFormat/>
     <w:uiPriority w:val="99"/>
     <w:pPr>
       <w:tabs>
